--- a/arb/docx/60.content.docx
+++ b/arb/docx/60.content.docx
@@ -178,13 +178,6 @@
         <w:rPr>
           <w:lang w:val="ar_AE" w:bidi="ar_AE"/>
         </w:rPr>
-      </w:r>
-      <w:r>
-        <w:rPr>
-          <w:i/>
-          <w:lang w:val="ar_AE" w:bidi="ar_AE"/>
-        </w:rPr>
-        <w:t>1 بطرس 1: 1, 1 بطرس 1: 2, 1 بطرس 1: 3, 1 بطرس 1: 3–9, 1 بطرس 1: 4, 1 بطرس 1: 5, 1 بطرس 1: 7, 1 بطرس 1: 9, 1 بطرس 1: 10–12, 1 بطرس 1: 11, 1 بطرس 1: 12, 1 بطرس 1: 13, 1 بطرس 1: 13–21, 1 بطرس 1: 15–16, 1 بطرس 1: 17, 1 بطرس 1: 18, 1 بطرس 1: 19, 1 بطرس 1: 20, 1 بطرس 1: 22, 1 بطرس 1: 22–2: 3, 1 بطرس 2: 2, 1 بطرس 2: 3, 1 بطرس 2: 4, 1 بطرس 2: 4–10, 1 بطرس 2: 5, 1 بطرس 2: 6–8, 1 بطرس 2: 8, 1 بطرس 2: 9, 1 بطرس 2: 11, 1 بطرس 2: 11–12, 1 بطرس 2: 12, 1 بطرس 2: 13, 1 بطرس 2: 13–3: 17, 1 بطرس 2: 14, 1 بطرس 2: 17, 1 بطرس 2: 18, 1 بطرس 2: 18–20, 1 بطرس 2: 21–25, 1 بطرس 2: 24, 1 بطرس 3: 1, 1 بطرس 3: 1–7, 1 بطرس 3: 3–4, 1 بطرس 3: 6, 1 بطرس 3: 7, 1 بطرس 3: 8–12, 1 بطرس 3: 9, 1 بطرس 3: 10–12, 1 بطرس 3: 13, 1 بطرس 3: 13–17, 1 بطرس 3: 14–15, 1 بطرس 3: 18, 1 بطرس 3: 18–22, 1 بطرس 3: 19–20, 1 بطرس 3: 20, 1 بطرس 3: 21, 1 بطرس 3: 22, 1 بطرس 4: 1, 1 بطرس 4: 1–6, 1 بطرس 4: 3, 1 بطرس 4: 6, 1 بطرس 4: 7, 1 بطرس 4: 7–11, 1 بطرس 4: 8, 1 بطرس 4: 10, 1 بطرس 4: 11, 1 بطرس 4: 12, 1 بطرس 4: 12–19, 1 بطرس 4: 13, 1 بطرس 4: 14, 1 بطرس 4: 16, 1 بطرس 4: 17, 1 بطرس 5: 1–4, 1 بطرس 5: 1–14, 1 بطرس 5: 2, 1 بطرس 5: 5, 1 بطرس 5: 9, 1 بطرس 5: 10, 1 بطرس 5: 12, 1 بطرس 5: 13, 1 بطرس 5: 14</w:t>
       </w:r>
       <w:r>
         <w:rPr>

--- a/arb/docx/60.content.docx
+++ b/arb/docx/60.content.docx
@@ -163,21 +163,6 @@
           <w:lang w:val="ar_AE" w:bidi="ar_AE"/>
         </w:rPr>
         <w:t>1PE</w:t>
-      </w:r>
-      <w:r>
-        <w:rPr>
-          <w:lang w:val="ar_AE" w:bidi="ar_AE"/>
-        </w:rPr>
-      </w:r>
-    </w:p>
-    <w:p>
-      <w:pPr>
-        <w:bidi/>
-      </w:pPr>
-      <w:r>
-        <w:rPr>
-          <w:lang w:val="ar_AE" w:bidi="ar_AE"/>
-        </w:rPr>
       </w:r>
       <w:r>
         <w:rPr>

--- a/arb/docx/60.content.docx
+++ b/arb/docx/60.content.docx
@@ -22,7 +22,7 @@
         <w:rPr>
           <w:lang w:val="ar_AE" w:bidi="ar_AE"/>
         </w:rPr>
-        <w:t>Resource: ملاحظات الدراسة (تينديل)</w:t>
+        <w:t>Resource: Tyndale Open Study Notes</w:t>
       </w:r>
       <w:r>
         <w:rPr>
@@ -122,7 +122,7 @@
         <w:rPr>
           <w:lang w:val="ar_AE" w:bidi="ar_AE"/>
         </w:rPr>
-        <w:t>ملاحظات الدراسة (تينديل)</w:t>
+        <w:t>Tyndale Open Study Notes</w:t>
       </w:r>
     </w:p>
     <w:p>

--- a/arb/docx/60.content.docx
+++ b/arb/docx/60.content.docx
@@ -22,7 +22,7 @@
         <w:rPr>
           <w:lang w:val="ar_AE" w:bidi="ar_AE"/>
         </w:rPr>
-        <w:t>Resource: Tyndale Open Study Notes</w:t>
+        <w:t>Resource: Aquifer Open Study Notes</w:t>
       </w:r>
       <w:r>
         <w:rPr>
@@ -122,7 +122,7 @@
         <w:rPr>
           <w:lang w:val="ar_AE" w:bidi="ar_AE"/>
         </w:rPr>
-        <w:t>Tyndale Open Study Notes</w:t>
+        <w:t>Aquifer Open Study Notes</w:t>
       </w:r>
     </w:p>
     <w:p>

--- a/arb/docx/60.content.docx
+++ b/arb/docx/60.content.docx
@@ -309,20 +309,14 @@
         </w:rPr>
         <w:t>الْمُخْتَارِينَ: يبدأ بطرس رسالته إلى المؤمنين المتألمين بتذكيرهم بالمكانة التي يتمتعون بها بفضل عمل الله نيابة عنهم (</w:t>
       </w:r>
-      <w:hyperlink r:id="rId13">
-        <w:r>
-          <w:rPr>
-            <w:rtl/>
-            <w:cs/>
-            <w:lang w:val="ar_AE" w:bidi="ar_AE"/>
-          </w:rPr>
-          <w:rPr>
-            <w:color w:val="0000EE"/>
-            <w:u w:val="single"/>
-          </w:rPr>
-          <w:t>1:2</w:t>
-        </w:r>
-      </w:hyperlink>
+      <w:r>
+        <w:rPr>
+          <w:rtl/>
+          <w:cs/>
+          <w:lang w:val="ar_AE" w:bidi="ar_AE"/>
+        </w:rPr>
+        <w:t>1:2</w:t>
+      </w:r>
       <w:r>
         <w:rPr>
           <w:rtl/>
@@ -415,20 +409,14 @@
         </w:rPr>
         <w:t xml:space="preserve"> الْمُخْتَارِينَ بِمُقْتَضَى عِلْمِ اللهِ: عندما يعرف الله شخصًا، فهذا يعني أنه يختار ذلك الشخص. وقد اختار الدخول في علاقة مع شعبه قبل أن يعرفوه (انظر </w:t>
       </w:r>
-      <w:hyperlink r:id="rId14">
-        <w:r>
-          <w:rPr>
-            <w:rtl/>
-            <w:cs/>
-            <w:lang w:val="ar_AE" w:bidi="ar_AE"/>
-          </w:rPr>
-          <w:rPr>
-            <w:color w:val="0000EE"/>
-            <w:u w:val="single"/>
-          </w:rPr>
-          <w:t>رومية 8:29</w:t>
-        </w:r>
-      </w:hyperlink>
+      <w:r>
+        <w:rPr>
+          <w:rtl/>
+          <w:cs/>
+          <w:lang w:val="ar_AE" w:bidi="ar_AE"/>
+        </w:rPr>
+        <w:t>رومية 8:29</w:t>
+      </w:r>
       <w:r>
         <w:rPr>
           <w:rtl/>
@@ -437,20 +425,14 @@
         </w:rPr>
         <w:t xml:space="preserve">; </w:t>
       </w:r>
-      <w:hyperlink r:id="rId15">
-        <w:r>
-          <w:rPr>
-            <w:rtl/>
-            <w:cs/>
-            <w:lang w:val="ar_AE" w:bidi="ar_AE"/>
-          </w:rPr>
-          <w:rPr>
-            <w:color w:val="0000EE"/>
-            <w:u w:val="single"/>
-          </w:rPr>
-          <w:t>11:2</w:t>
-        </w:r>
-      </w:hyperlink>
+      <w:r>
+        <w:rPr>
+          <w:rtl/>
+          <w:cs/>
+          <w:lang w:val="ar_AE" w:bidi="ar_AE"/>
+        </w:rPr>
+        <w:t>11:2</w:t>
+      </w:r>
       <w:r>
         <w:rPr>
           <w:rtl/>
@@ -526,20 +508,14 @@
         </w:rPr>
         <w:t xml:space="preserve"> وَلَدَنَا ثَانِيَةً: تُعدّ الولادة الجديدة طريقة لوصف الاهتداء المسيحي (قارن </w:t>
       </w:r>
-      <w:hyperlink r:id="rId16">
-        <w:r>
-          <w:rPr>
-            <w:rtl/>
-            <w:cs/>
-            <w:lang w:val="ar_AE" w:bidi="ar_AE"/>
-          </w:rPr>
-          <w:rPr>
-            <w:color w:val="0000EE"/>
-            <w:u w:val="single"/>
-          </w:rPr>
-          <w:t>يوحنا 3:1–13</w:t>
-        </w:r>
-      </w:hyperlink>
+      <w:r>
+        <w:rPr>
+          <w:rtl/>
+          <w:cs/>
+          <w:lang w:val="ar_AE" w:bidi="ar_AE"/>
+        </w:rPr>
+        <w:t>يوحنا 3:1–13</w:t>
+      </w:r>
       <w:r>
         <w:rPr>
           <w:rtl/>
@@ -548,20 +524,14 @@
         </w:rPr>
         <w:t xml:space="preserve">; </w:t>
       </w:r>
-      <w:hyperlink r:id="rId17">
-        <w:r>
-          <w:rPr>
-            <w:rtl/>
-            <w:cs/>
-            <w:lang w:val="ar_AE" w:bidi="ar_AE"/>
-          </w:rPr>
-          <w:rPr>
-            <w:color w:val="0000EE"/>
-            <w:u w:val="single"/>
-          </w:rPr>
-          <w:t>يعقوب 1:18</w:t>
-        </w:r>
-      </w:hyperlink>
+      <w:r>
+        <w:rPr>
+          <w:rtl/>
+          <w:cs/>
+          <w:lang w:val="ar_AE" w:bidi="ar_AE"/>
+        </w:rPr>
+        <w:t>يعقوب 1:18</w:t>
+      </w:r>
       <w:r>
         <w:rPr>
           <w:rtl/>
@@ -570,20 +540,14 @@
         </w:rPr>
         <w:t xml:space="preserve">; </w:t>
       </w:r>
-      <w:hyperlink r:id="rId18">
-        <w:r>
-          <w:rPr>
-            <w:rtl/>
-            <w:cs/>
-            <w:lang w:val="ar_AE" w:bidi="ar_AE"/>
-          </w:rPr>
-          <w:rPr>
-            <w:color w:val="0000EE"/>
-            <w:u w:val="single"/>
-          </w:rPr>
-          <w:t>1 يوحنا 2:29</w:t>
-        </w:r>
-      </w:hyperlink>
+      <w:r>
+        <w:rPr>
+          <w:rtl/>
+          <w:cs/>
+          <w:lang w:val="ar_AE" w:bidi="ar_AE"/>
+        </w:rPr>
+        <w:t>1 يوحنا 2:29</w:t>
+      </w:r>
       <w:r>
         <w:rPr>
           <w:rtl/>
@@ -592,20 +556,14 @@
         </w:rPr>
         <w:t xml:space="preserve">; </w:t>
       </w:r>
-      <w:hyperlink r:id="rId19">
-        <w:r>
-          <w:rPr>
-            <w:rtl/>
-            <w:cs/>
-            <w:lang w:val="ar_AE" w:bidi="ar_AE"/>
-          </w:rPr>
-          <w:rPr>
-            <w:color w:val="0000EE"/>
-            <w:u w:val="single"/>
-          </w:rPr>
-          <w:t>3:9</w:t>
-        </w:r>
-      </w:hyperlink>
+      <w:r>
+        <w:rPr>
+          <w:rtl/>
+          <w:cs/>
+          <w:lang w:val="ar_AE" w:bidi="ar_AE"/>
+        </w:rPr>
+        <w:t>3:9</w:t>
+      </w:r>
       <w:r>
         <w:rPr>
           <w:rtl/>
@@ -614,20 +572,14 @@
         </w:rPr>
         <w:t xml:space="preserve">; </w:t>
       </w:r>
-      <w:hyperlink r:id="rId20">
-        <w:r>
-          <w:rPr>
-            <w:rtl/>
-            <w:cs/>
-            <w:lang w:val="ar_AE" w:bidi="ar_AE"/>
-          </w:rPr>
-          <w:rPr>
-            <w:color w:val="0000EE"/>
-            <w:u w:val="single"/>
-          </w:rPr>
-          <w:t>4:7</w:t>
-        </w:r>
-      </w:hyperlink>
+      <w:r>
+        <w:rPr>
+          <w:rtl/>
+          <w:cs/>
+          <w:lang w:val="ar_AE" w:bidi="ar_AE"/>
+        </w:rPr>
+        <w:t>4:7</w:t>
+      </w:r>
       <w:r>
         <w:rPr>
           <w:rtl/>
@@ -636,20 +588,14 @@
         </w:rPr>
         <w:t xml:space="preserve">; </w:t>
       </w:r>
-      <w:hyperlink r:id="rId21">
-        <w:r>
-          <w:rPr>
-            <w:rtl/>
-            <w:cs/>
-            <w:lang w:val="ar_AE" w:bidi="ar_AE"/>
-          </w:rPr>
-          <w:rPr>
-            <w:color w:val="0000EE"/>
-            <w:u w:val="single"/>
-          </w:rPr>
-          <w:t>5:1</w:t>
-        </w:r>
-      </w:hyperlink>
+      <w:r>
+        <w:rPr>
+          <w:rtl/>
+          <w:cs/>
+          <w:lang w:val="ar_AE" w:bidi="ar_AE"/>
+        </w:rPr>
+        <w:t>5:1</w:t>
+      </w:r>
       <w:r>
         <w:rPr>
           <w:rtl/>
@@ -658,20 +604,14 @@
         </w:rPr>
         <w:t xml:space="preserve">, </w:t>
       </w:r>
-      <w:hyperlink r:id="rId22">
-        <w:r>
-          <w:rPr>
-            <w:rtl/>
-            <w:cs/>
-            <w:lang w:val="ar_AE" w:bidi="ar_AE"/>
-          </w:rPr>
-          <w:rPr>
-            <w:color w:val="0000EE"/>
-            <w:u w:val="single"/>
-          </w:rPr>
-          <w:t>4</w:t>
-        </w:r>
-      </w:hyperlink>
+      <w:r>
+        <w:rPr>
+          <w:rtl/>
+          <w:cs/>
+          <w:lang w:val="ar_AE" w:bidi="ar_AE"/>
+        </w:rPr>
+        <w:t>4</w:t>
+      </w:r>
       <w:r>
         <w:rPr>
           <w:rtl/>
@@ -680,20 +620,14 @@
         </w:rPr>
         <w:t xml:space="preserve">, </w:t>
       </w:r>
-      <w:hyperlink r:id="rId23">
-        <w:r>
-          <w:rPr>
-            <w:rtl/>
-            <w:cs/>
-            <w:lang w:val="ar_AE" w:bidi="ar_AE"/>
-          </w:rPr>
-          <w:rPr>
-            <w:color w:val="0000EE"/>
-            <w:u w:val="single"/>
-          </w:rPr>
-          <w:t>18</w:t>
-        </w:r>
-      </w:hyperlink>
+      <w:r>
+        <w:rPr>
+          <w:rtl/>
+          <w:cs/>
+          <w:lang w:val="ar_AE" w:bidi="ar_AE"/>
+        </w:rPr>
+        <w:t>18</w:t>
+      </w:r>
       <w:r>
         <w:rPr>
           <w:rtl/>
@@ -702,20 +636,14 @@
         </w:rPr>
         <w:t xml:space="preserve">). هذه الكلمة اليونانية، التي تظهر مرة أخرى في </w:t>
       </w:r>
-      <w:hyperlink r:id="rId24">
-        <w:r>
-          <w:rPr>
-            <w:rtl/>
-            <w:cs/>
-            <w:lang w:val="ar_AE" w:bidi="ar_AE"/>
-          </w:rPr>
-          <w:rPr>
-            <w:color w:val="0000EE"/>
-            <w:u w:val="single"/>
-          </w:rPr>
-          <w:t>1 بطرس 1:23</w:t>
-        </w:r>
-      </w:hyperlink>
+      <w:r>
+        <w:rPr>
+          <w:rtl/>
+          <w:cs/>
+          <w:lang w:val="ar_AE" w:bidi="ar_AE"/>
+        </w:rPr>
+        <w:t>1 بطرس 1:23</w:t>
+      </w:r>
       <w:r>
         <w:rPr>
           <w:rtl/>
@@ -724,20 +652,14 @@
         </w:rPr>
         <w:t xml:space="preserve">، تحيط برسالة </w:t>
       </w:r>
-      <w:hyperlink r:id="rId25">
-        <w:r>
-          <w:rPr>
-            <w:rtl/>
-            <w:cs/>
-            <w:lang w:val="ar_AE" w:bidi="ar_AE"/>
-          </w:rPr>
-          <w:rPr>
-            <w:color w:val="0000EE"/>
-            <w:u w:val="single"/>
-          </w:rPr>
-          <w:t>1:1–25</w:t>
-        </w:r>
-      </w:hyperlink>
+      <w:r>
+        <w:rPr>
+          <w:rtl/>
+          <w:cs/>
+          <w:lang w:val="ar_AE" w:bidi="ar_AE"/>
+        </w:rPr>
+        <w:t>1:1–25</w:t>
+      </w:r>
       <w:r>
         <w:rPr>
           <w:rtl/>
@@ -880,20 +802,14 @@
         </w:rPr>
         <w:t xml:space="preserve">غالبًا ما تشير لغة الميراث إلى ما وعد الله به شعبه. في الأصل، كان يُطبق على أرض إسرائيل (انظر </w:t>
       </w:r>
-      <w:hyperlink r:id="rId26">
-        <w:r>
-          <w:rPr>
-            <w:rtl/>
-            <w:cs/>
-            <w:lang w:val="ar_AE" w:bidi="ar_AE"/>
-          </w:rPr>
-          <w:rPr>
-            <w:color w:val="0000EE"/>
-            <w:u w:val="single"/>
-          </w:rPr>
-          <w:t>تثنية 3:28</w:t>
-        </w:r>
-      </w:hyperlink>
+      <w:r>
+        <w:rPr>
+          <w:rtl/>
+          <w:cs/>
+          <w:lang w:val="ar_AE" w:bidi="ar_AE"/>
+        </w:rPr>
+        <w:t>تثنية 3:28</w:t>
+      </w:r>
       <w:r>
         <w:rPr>
           <w:rtl/>
@@ -919,20 +835,14 @@
         </w:rPr>
         <w:t xml:space="preserve"> يشير إلى شعب الله وحضور الله معهم (انظر </w:t>
       </w:r>
-      <w:hyperlink r:id="rId27">
-        <w:r>
-          <w:rPr>
-            <w:rtl/>
-            <w:cs/>
-            <w:lang w:val="ar_AE" w:bidi="ar_AE"/>
-          </w:rPr>
-          <w:rPr>
-            <w:color w:val="0000EE"/>
-            <w:u w:val="single"/>
-          </w:rPr>
-          <w:t>مزمور 33:12</w:t>
-        </w:r>
-      </w:hyperlink>
+      <w:r>
+        <w:rPr>
+          <w:rtl/>
+          <w:cs/>
+          <w:lang w:val="ar_AE" w:bidi="ar_AE"/>
+        </w:rPr>
+        <w:t>مزمور 33:12</w:t>
+      </w:r>
       <w:r>
         <w:rPr>
           <w:rtl/>
@@ -941,20 +851,14 @@
         </w:rPr>
         <w:t xml:space="preserve">؛ </w:t>
       </w:r>
-      <w:hyperlink r:id="rId28">
-        <w:r>
-          <w:rPr>
-            <w:rtl/>
-            <w:cs/>
-            <w:lang w:val="ar_AE" w:bidi="ar_AE"/>
-          </w:rPr>
-          <w:rPr>
-            <w:color w:val="0000EE"/>
-            <w:u w:val="single"/>
-          </w:rPr>
-          <w:t>حزقيال 44:28</w:t>
-        </w:r>
-      </w:hyperlink>
+      <w:r>
+        <w:rPr>
+          <w:rtl/>
+          <w:cs/>
+          <w:lang w:val="ar_AE" w:bidi="ar_AE"/>
+        </w:rPr>
+        <w:t>حزقيال 44:28</w:t>
+      </w:r>
       <w:r>
         <w:rPr>
           <w:rtl/>
@@ -963,20 +867,14 @@
         </w:rPr>
         <w:t xml:space="preserve">). وفي العهد الجديد، الميراث هو البركة الروحية والخلاص الأبدي الذي يَعد به الله شعبه (انظر </w:t>
       </w:r>
-      <w:hyperlink r:id="rId29">
-        <w:r>
-          <w:rPr>
-            <w:rtl/>
-            <w:cs/>
-            <w:lang w:val="ar_AE" w:bidi="ar_AE"/>
-          </w:rPr>
-          <w:rPr>
-            <w:color w:val="0000EE"/>
-            <w:u w:val="single"/>
-          </w:rPr>
-          <w:t>أفسس 1:11</w:t>
-        </w:r>
-      </w:hyperlink>
+      <w:r>
+        <w:rPr>
+          <w:rtl/>
+          <w:cs/>
+          <w:lang w:val="ar_AE" w:bidi="ar_AE"/>
+        </w:rPr>
+        <w:t>أفسس 1:11</w:t>
+      </w:r>
       <w:r>
         <w:rPr>
           <w:rtl/>
@@ -985,20 +883,14 @@
         </w:rPr>
         <w:t xml:space="preserve">؛ </w:t>
       </w:r>
-      <w:hyperlink r:id="rId30">
-        <w:r>
-          <w:rPr>
-            <w:rtl/>
-            <w:cs/>
-            <w:lang w:val="ar_AE" w:bidi="ar_AE"/>
-          </w:rPr>
-          <w:rPr>
-            <w:color w:val="0000EE"/>
-            <w:u w:val="single"/>
-          </w:rPr>
-          <w:t>عبرانيين 9:15</w:t>
-        </w:r>
-      </w:hyperlink>
+      <w:r>
+        <w:rPr>
+          <w:rtl/>
+          <w:cs/>
+          <w:lang w:val="ar_AE" w:bidi="ar_AE"/>
+        </w:rPr>
+        <w:t>عبرانيين 9:15</w:t>
+      </w:r>
       <w:r>
         <w:rPr>
           <w:rtl/>
@@ -1091,20 +983,14 @@
         </w:rPr>
         <w:t xml:space="preserve"> غالبًا إلى الإنقاذ النهائي من الخطية والموت عند عودة المسيح. وهذا الرجاء يشجع المؤمنين على المثابرة حتى النهاية (انظر أيضًا </w:t>
       </w:r>
-      <w:hyperlink r:id="rId31">
-        <w:r>
-          <w:rPr>
-            <w:rtl/>
-            <w:cs/>
-            <w:lang w:val="ar_AE" w:bidi="ar_AE"/>
-          </w:rPr>
-          <w:rPr>
-            <w:color w:val="0000EE"/>
-            <w:u w:val="single"/>
-          </w:rPr>
-          <w:t>1:9</w:t>
-        </w:r>
-      </w:hyperlink>
+      <w:r>
+        <w:rPr>
+          <w:rtl/>
+          <w:cs/>
+          <w:lang w:val="ar_AE" w:bidi="ar_AE"/>
+        </w:rPr>
+        <w:t>1:9</w:t>
+      </w:r>
       <w:r>
         <w:rPr>
           <w:rtl/>
@@ -1113,20 +999,14 @@
         </w:rPr>
         <w:t xml:space="preserve">، </w:t>
       </w:r>
-      <w:hyperlink r:id="rId32">
-        <w:r>
-          <w:rPr>
-            <w:rtl/>
-            <w:cs/>
-            <w:lang w:val="ar_AE" w:bidi="ar_AE"/>
-          </w:rPr>
-          <w:rPr>
-            <w:color w:val="0000EE"/>
-            <w:u w:val="single"/>
-          </w:rPr>
-          <w:t>10</w:t>
-        </w:r>
-      </w:hyperlink>
+      <w:r>
+        <w:rPr>
+          <w:rtl/>
+          <w:cs/>
+          <w:lang w:val="ar_AE" w:bidi="ar_AE"/>
+        </w:rPr>
+        <w:t>10</w:t>
+      </w:r>
       <w:r>
         <w:rPr>
           <w:rtl/>
@@ -1135,20 +1015,14 @@
         </w:rPr>
         <w:t xml:space="preserve">؛ </w:t>
       </w:r>
-      <w:hyperlink r:id="rId33">
-        <w:r>
-          <w:rPr>
-            <w:rtl/>
-            <w:cs/>
-            <w:lang w:val="ar_AE" w:bidi="ar_AE"/>
-          </w:rPr>
-          <w:rPr>
-            <w:color w:val="0000EE"/>
-            <w:u w:val="single"/>
-          </w:rPr>
-          <w:t>2:2</w:t>
-        </w:r>
-      </w:hyperlink>
+      <w:r>
+        <w:rPr>
+          <w:rtl/>
+          <w:cs/>
+          <w:lang w:val="ar_AE" w:bidi="ar_AE"/>
+        </w:rPr>
+        <w:t>2:2</w:t>
+      </w:r>
       <w:r>
         <w:rPr>
           <w:rtl/>
@@ -1157,20 +1031,14 @@
         </w:rPr>
         <w:t xml:space="preserve">؛ </w:t>
       </w:r>
-      <w:hyperlink r:id="rId34">
-        <w:r>
-          <w:rPr>
-            <w:rtl/>
-            <w:cs/>
-            <w:lang w:val="ar_AE" w:bidi="ar_AE"/>
-          </w:rPr>
-          <w:rPr>
-            <w:color w:val="0000EE"/>
-            <w:u w:val="single"/>
-          </w:rPr>
-          <w:t>4:18</w:t>
-        </w:r>
-      </w:hyperlink>
+      <w:r>
+        <w:rPr>
+          <w:rtl/>
+          <w:cs/>
+          <w:lang w:val="ar_AE" w:bidi="ar_AE"/>
+        </w:rPr>
+        <w:t>4:18</w:t>
+      </w:r>
       <w:r>
         <w:rPr>
           <w:rtl/>
@@ -1179,20 +1047,14 @@
         </w:rPr>
         <w:t xml:space="preserve">). • مُسْتَعَدٍّ أَنْ يُعْلَنَ: الإعلان المستقبلي لخلاص الله يتناقض مع الاحتجاب الحالي لله وأغراضه (انظر أيضًا </w:t>
       </w:r>
-      <w:hyperlink r:id="rId35">
-        <w:r>
-          <w:rPr>
-            <w:rtl/>
-            <w:cs/>
-            <w:lang w:val="ar_AE" w:bidi="ar_AE"/>
-          </w:rPr>
-          <w:rPr>
-            <w:color w:val="0000EE"/>
-            <w:u w:val="single"/>
-          </w:rPr>
-          <w:t>1:7</w:t>
-        </w:r>
-      </w:hyperlink>
+      <w:r>
+        <w:rPr>
+          <w:rtl/>
+          <w:cs/>
+          <w:lang w:val="ar_AE" w:bidi="ar_AE"/>
+        </w:rPr>
+        <w:t>1:7</w:t>
+      </w:r>
       <w:r>
         <w:rPr>
           <w:rtl/>
@@ -1201,20 +1063,14 @@
         </w:rPr>
         <w:t xml:space="preserve">، </w:t>
       </w:r>
-      <w:hyperlink r:id="rId36">
-        <w:r>
-          <w:rPr>
-            <w:rtl/>
-            <w:cs/>
-            <w:lang w:val="ar_AE" w:bidi="ar_AE"/>
-          </w:rPr>
-          <w:rPr>
-            <w:color w:val="0000EE"/>
-            <w:u w:val="single"/>
-          </w:rPr>
-          <w:t>13</w:t>
-        </w:r>
-      </w:hyperlink>
+      <w:r>
+        <w:rPr>
+          <w:rtl/>
+          <w:cs/>
+          <w:lang w:val="ar_AE" w:bidi="ar_AE"/>
+        </w:rPr>
+        <w:t>13</w:t>
+      </w:r>
       <w:r>
         <w:rPr>
           <w:rtl/>
@@ -1408,20 +1264,14 @@
         </w:rPr>
         <w:t xml:space="preserve"> تشير غالبًا إلى الشخص كُلََّه وليس فقط إلى جزء أو جانب منه (</w:t>
       </w:r>
-      <w:hyperlink r:id="rId37">
-        <w:r>
-          <w:rPr>
-            <w:rtl/>
-            <w:cs/>
-            <w:lang w:val="ar_AE" w:bidi="ar_AE"/>
-          </w:rPr>
-          <w:rPr>
-            <w:color w:val="0000EE"/>
-            <w:u w:val="single"/>
-          </w:rPr>
-          <w:t>متى 20:28</w:t>
-        </w:r>
-      </w:hyperlink>
+      <w:r>
+        <w:rPr>
+          <w:rtl/>
+          <w:cs/>
+          <w:lang w:val="ar_AE" w:bidi="ar_AE"/>
+        </w:rPr>
+        <w:t>متى 20:28</w:t>
+      </w:r>
       <w:r>
         <w:rPr>
           <w:rtl/>
@@ -1430,20 +1280,14 @@
         </w:rPr>
         <w:t xml:space="preserve">؛ </w:t>
       </w:r>
-      <w:hyperlink r:id="rId38">
-        <w:r>
-          <w:rPr>
-            <w:rtl/>
-            <w:cs/>
-            <w:lang w:val="ar_AE" w:bidi="ar_AE"/>
-          </w:rPr>
-          <w:rPr>
-            <w:color w:val="0000EE"/>
-            <w:u w:val="single"/>
-          </w:rPr>
-          <w:t>مرقس 8:35</w:t>
-        </w:r>
-      </w:hyperlink>
+      <w:r>
+        <w:rPr>
+          <w:rtl/>
+          <w:cs/>
+          <w:lang w:val="ar_AE" w:bidi="ar_AE"/>
+        </w:rPr>
+        <w:t>مرقس 8:35</w:t>
+      </w:r>
       <w:r>
         <w:rPr>
           <w:rtl/>
@@ -1670,20 +1514,14 @@
         </w:rPr>
         <w:t>تَطَّلِعَ عَلَيْهَا: تُستخدم الكلمة اليونانية ذاتها لوصف التلاميذ عندما نظروا في قبر يسوع الفارغ (</w:t>
       </w:r>
-      <w:hyperlink r:id="rId39">
-        <w:r>
-          <w:rPr>
-            <w:rtl/>
-            <w:cs/>
-            <w:lang w:val="ar_AE" w:bidi="ar_AE"/>
-          </w:rPr>
-          <w:rPr>
-            <w:color w:val="0000EE"/>
-            <w:u w:val="single"/>
-          </w:rPr>
-          <w:t>لوقا 24:12</w:t>
-        </w:r>
-      </w:hyperlink>
+      <w:r>
+        <w:rPr>
+          <w:rtl/>
+          <w:cs/>
+          <w:lang w:val="ar_AE" w:bidi="ar_AE"/>
+        </w:rPr>
+        <w:t>لوقا 24:12</w:t>
+      </w:r>
       <w:r>
         <w:rPr>
           <w:rtl/>
@@ -1692,20 +1530,14 @@
         </w:rPr>
         <w:t xml:space="preserve">; </w:t>
       </w:r>
-      <w:hyperlink r:id="rId40">
-        <w:r>
-          <w:rPr>
-            <w:rtl/>
-            <w:cs/>
-            <w:lang w:val="ar_AE" w:bidi="ar_AE"/>
-          </w:rPr>
-          <w:rPr>
-            <w:color w:val="0000EE"/>
-            <w:u w:val="single"/>
-          </w:rPr>
-          <w:t>يوحنّا 20:5</w:t>
-        </w:r>
-      </w:hyperlink>
+      <w:r>
+        <w:rPr>
+          <w:rtl/>
+          <w:cs/>
+          <w:lang w:val="ar_AE" w:bidi="ar_AE"/>
+        </w:rPr>
+        <w:t>يوحنّا 20:5</w:t>
+      </w:r>
       <w:r>
         <w:rPr>
           <w:rtl/>
@@ -1714,20 +1546,14 @@
         </w:rPr>
         <w:t xml:space="preserve">, </w:t>
       </w:r>
-      <w:hyperlink r:id="rId41">
-        <w:r>
-          <w:rPr>
-            <w:rtl/>
-            <w:cs/>
-            <w:lang w:val="ar_AE" w:bidi="ar_AE"/>
-          </w:rPr>
-          <w:rPr>
-            <w:color w:val="0000EE"/>
-            <w:u w:val="single"/>
-          </w:rPr>
-          <w:t>11</w:t>
-        </w:r>
-      </w:hyperlink>
+      <w:r>
+        <w:rPr>
+          <w:rtl/>
+          <w:cs/>
+          <w:lang w:val="ar_AE" w:bidi="ar_AE"/>
+        </w:rPr>
+        <w:t>11</w:t>
+      </w:r>
       <w:r>
         <w:rPr>
           <w:rtl/>
@@ -1954,20 +1780,14 @@
         </w:rPr>
         <w:t xml:space="preserve">"كُونُوا قِدِّيسِينَ لأَنِّي أَنَا قُدُّوسٌ": هذا تكرار شائع في الكتاب المُقَدَّس، حيث يجب على شعب الله أن يكونوا قديسين كما أن الله قدوس (انظر </w:t>
       </w:r>
-      <w:hyperlink r:id="rId42">
-        <w:r>
-          <w:rPr>
-            <w:rtl/>
-            <w:cs/>
-            <w:lang w:val="ar_AE" w:bidi="ar_AE"/>
-          </w:rPr>
-          <w:rPr>
-            <w:color w:val="0000EE"/>
-            <w:u w:val="single"/>
-          </w:rPr>
-          <w:t>لاويين 11:44–45</w:t>
-        </w:r>
-      </w:hyperlink>
+      <w:r>
+        <w:rPr>
+          <w:rtl/>
+          <w:cs/>
+          <w:lang w:val="ar_AE" w:bidi="ar_AE"/>
+        </w:rPr>
+        <w:t>لاويين 11:44–45</w:t>
+      </w:r>
       <w:r>
         <w:rPr>
           <w:rtl/>
@@ -1976,20 +1796,14 @@
         </w:rPr>
         <w:t xml:space="preserve">; </w:t>
       </w:r>
-      <w:hyperlink r:id="rId43">
-        <w:r>
-          <w:rPr>
-            <w:rtl/>
-            <w:cs/>
-            <w:lang w:val="ar_AE" w:bidi="ar_AE"/>
-          </w:rPr>
-          <w:rPr>
-            <w:color w:val="0000EE"/>
-            <w:u w:val="single"/>
-          </w:rPr>
-          <w:t>19:2</w:t>
-        </w:r>
-      </w:hyperlink>
+      <w:r>
+        <w:rPr>
+          <w:rtl/>
+          <w:cs/>
+          <w:lang w:val="ar_AE" w:bidi="ar_AE"/>
+        </w:rPr>
+        <w:t>19:2</w:t>
+      </w:r>
       <w:r>
         <w:rPr>
           <w:rtl/>
@@ -1998,20 +1812,14 @@
         </w:rPr>
         <w:t xml:space="preserve">; </w:t>
       </w:r>
-      <w:hyperlink r:id="rId44">
-        <w:r>
-          <w:rPr>
-            <w:rtl/>
-            <w:cs/>
-            <w:lang w:val="ar_AE" w:bidi="ar_AE"/>
-          </w:rPr>
-          <w:rPr>
-            <w:color w:val="0000EE"/>
-            <w:u w:val="single"/>
-          </w:rPr>
-          <w:t>20:7</w:t>
-        </w:r>
-      </w:hyperlink>
+      <w:r>
+        <w:rPr>
+          <w:rtl/>
+          <w:cs/>
+          <w:lang w:val="ar_AE" w:bidi="ar_AE"/>
+        </w:rPr>
+        <w:t>20:7</w:t>
+      </w:r>
       <w:r>
         <w:rPr>
           <w:rtl/>
@@ -2020,20 +1828,14 @@
         </w:rPr>
         <w:t xml:space="preserve">; انظر أيضًا </w:t>
       </w:r>
-      <w:hyperlink r:id="rId45">
-        <w:r>
-          <w:rPr>
-            <w:rtl/>
-            <w:cs/>
-            <w:lang w:val="ar_AE" w:bidi="ar_AE"/>
-          </w:rPr>
-          <w:rPr>
-            <w:color w:val="0000EE"/>
-            <w:u w:val="single"/>
-          </w:rPr>
-          <w:t>حزقيال 20:12</w:t>
-        </w:r>
-      </w:hyperlink>
+      <w:r>
+        <w:rPr>
+          <w:rtl/>
+          <w:cs/>
+          <w:lang w:val="ar_AE" w:bidi="ar_AE"/>
+        </w:rPr>
+        <w:t>حزقيال 20:12</w:t>
+      </w:r>
       <w:r>
         <w:rPr>
           <w:rtl/>
@@ -2042,20 +1844,14 @@
         </w:rPr>
         <w:t xml:space="preserve">; </w:t>
       </w:r>
-      <w:hyperlink r:id="rId46">
-        <w:r>
-          <w:rPr>
-            <w:rtl/>
-            <w:cs/>
-            <w:lang w:val="ar_AE" w:bidi="ar_AE"/>
-          </w:rPr>
-          <w:rPr>
-            <w:color w:val="0000EE"/>
-            <w:u w:val="single"/>
-          </w:rPr>
-          <w:t>أفسس 1:4</w:t>
-        </w:r>
-      </w:hyperlink>
+      <w:r>
+        <w:rPr>
+          <w:rtl/>
+          <w:cs/>
+          <w:lang w:val="ar_AE" w:bidi="ar_AE"/>
+        </w:rPr>
+        <w:t>أفسس 1:4</w:t>
+      </w:r>
       <w:r>
         <w:rPr>
           <w:rtl/>
@@ -2064,20 +1860,14 @@
         </w:rPr>
         <w:t xml:space="preserve">; </w:t>
       </w:r>
-      <w:hyperlink r:id="rId47">
-        <w:r>
-          <w:rPr>
-            <w:rtl/>
-            <w:cs/>
-            <w:lang w:val="ar_AE" w:bidi="ar_AE"/>
-          </w:rPr>
-          <w:rPr>
-            <w:color w:val="0000EE"/>
-            <w:u w:val="single"/>
-          </w:rPr>
-          <w:t>1 تسالونيكي 4:3</w:t>
-        </w:r>
-      </w:hyperlink>
+      <w:r>
+        <w:rPr>
+          <w:rtl/>
+          <w:cs/>
+          <w:lang w:val="ar_AE" w:bidi="ar_AE"/>
+        </w:rPr>
+        <w:t>1 تسالونيكي 4:3</w:t>
+      </w:r>
       <w:r>
         <w:rPr>
           <w:rtl/>
@@ -2086,20 +1876,14 @@
         </w:rPr>
         <w:t xml:space="preserve">; </w:t>
       </w:r>
-      <w:hyperlink r:id="rId48">
-        <w:r>
-          <w:rPr>
-            <w:rtl/>
-            <w:cs/>
-            <w:lang w:val="ar_AE" w:bidi="ar_AE"/>
-          </w:rPr>
-          <w:rPr>
-            <w:color w:val="0000EE"/>
-            <w:u w:val="single"/>
-          </w:rPr>
-          <w:t>رؤيا 22:11</w:t>
-        </w:r>
-      </w:hyperlink>
+      <w:r>
+        <w:rPr>
+          <w:rtl/>
+          <w:cs/>
+          <w:lang w:val="ar_AE" w:bidi="ar_AE"/>
+        </w:rPr>
+        <w:t>رؤيا 22:11</w:t>
+      </w:r>
       <w:r>
         <w:rPr>
           <w:rtl/>
@@ -2175,20 +1959,14 @@
         </w:rPr>
         <w:t>مواطنة المسيحيين هي في السماء (</w:t>
       </w:r>
-      <w:hyperlink r:id="rId49">
-        <w:r>
-          <w:rPr>
-            <w:rtl/>
-            <w:cs/>
-            <w:lang w:val="ar_AE" w:bidi="ar_AE"/>
-          </w:rPr>
-          <w:rPr>
-            <w:color w:val="0000EE"/>
-            <w:u w:val="single"/>
-          </w:rPr>
-          <w:t>1:1</w:t>
-        </w:r>
-      </w:hyperlink>
+      <w:r>
+        <w:rPr>
+          <w:rtl/>
+          <w:cs/>
+          <w:lang w:val="ar_AE" w:bidi="ar_AE"/>
+        </w:rPr>
+        <w:t>1:1</w:t>
+      </w:r>
       <w:r>
         <w:rPr>
           <w:rtl/>
@@ -2197,20 +1975,14 @@
         </w:rPr>
         <w:t xml:space="preserve">؛ انظر </w:t>
       </w:r>
-      <w:hyperlink r:id="rId50">
-        <w:r>
-          <w:rPr>
-            <w:rtl/>
-            <w:cs/>
-            <w:lang w:val="ar_AE" w:bidi="ar_AE"/>
-          </w:rPr>
-          <w:rPr>
-            <w:color w:val="0000EE"/>
-            <w:u w:val="single"/>
-          </w:rPr>
-          <w:t>فيلبي 3:20</w:t>
-        </w:r>
-      </w:hyperlink>
+      <w:r>
+        <w:rPr>
+          <w:rtl/>
+          <w:cs/>
+          <w:lang w:val="ar_AE" w:bidi="ar_AE"/>
+        </w:rPr>
+        <w:t>فيلبي 3:20</w:t>
+      </w:r>
       <w:r>
         <w:rPr>
           <w:rtl/>
@@ -2286,20 +2058,14 @@
         </w:rPr>
         <w:t>يتم دفع فدية لإطلاق سراح الأسير. كان بإمكان العبيد أحيانًا دفع فدية لتحرير أنفسهم من سيدهم. موت المسيح هو الثمن الذي دفعه الله لإطلاق سراح الناس من أسر الخطية (</w:t>
       </w:r>
-      <w:hyperlink r:id="rId51">
-        <w:r>
-          <w:rPr>
-            <w:rtl/>
-            <w:cs/>
-            <w:lang w:val="ar_AE" w:bidi="ar_AE"/>
-          </w:rPr>
-          <w:rPr>
-            <w:color w:val="0000EE"/>
-            <w:u w:val="single"/>
-          </w:rPr>
-          <w:t>1:19</w:t>
-        </w:r>
-      </w:hyperlink>
+      <w:r>
+        <w:rPr>
+          <w:rtl/>
+          <w:cs/>
+          <w:lang w:val="ar_AE" w:bidi="ar_AE"/>
+        </w:rPr>
+        <w:t>1:19</w:t>
+      </w:r>
       <w:r>
         <w:rPr>
           <w:rtl/>
@@ -2375,20 +2141,14 @@
         </w:rPr>
         <w:t>حمل الله الذي بِلاَ عَيْبٍ وَلاَ دَنَسٍ: كان يجب أن يكون حمل الفصح بلا عيب (</w:t>
       </w:r>
-      <w:hyperlink r:id="rId52">
-        <w:r>
-          <w:rPr>
-            <w:rtl/>
-            <w:cs/>
-            <w:lang w:val="ar_AE" w:bidi="ar_AE"/>
-          </w:rPr>
-          <w:rPr>
-            <w:color w:val="0000EE"/>
-            <w:u w:val="single"/>
-          </w:rPr>
-          <w:t>خروج 12:5</w:t>
-        </w:r>
-      </w:hyperlink>
+      <w:r>
+        <w:rPr>
+          <w:rtl/>
+          <w:cs/>
+          <w:lang w:val="ar_AE" w:bidi="ar_AE"/>
+        </w:rPr>
+        <w:t>خروج 12:5</w:t>
+      </w:r>
       <w:r>
         <w:rPr>
           <w:rtl/>
@@ -2397,20 +2157,14 @@
         </w:rPr>
         <w:t xml:space="preserve">); المسيح، الذي تمم معنى الفصح، كان بلا عيب أو خطية (قارن </w:t>
       </w:r>
-      <w:hyperlink r:id="rId53">
-        <w:r>
-          <w:rPr>
-            <w:rtl/>
-            <w:cs/>
-            <w:lang w:val="ar_AE" w:bidi="ar_AE"/>
-          </w:rPr>
-          <w:rPr>
-            <w:color w:val="0000EE"/>
-            <w:u w:val="single"/>
-          </w:rPr>
-          <w:t>عبرانيين 4:14–16</w:t>
-        </w:r>
-      </w:hyperlink>
+      <w:r>
+        <w:rPr>
+          <w:rtl/>
+          <w:cs/>
+          <w:lang w:val="ar_AE" w:bidi="ar_AE"/>
+        </w:rPr>
+        <w:t>عبرانيين 4:14–16</w:t>
+      </w:r>
       <w:r>
         <w:rPr>
           <w:rtl/>
@@ -2419,20 +2173,14 @@
         </w:rPr>
         <w:t xml:space="preserve">; </w:t>
       </w:r>
-      <w:hyperlink r:id="rId54">
-        <w:r>
-          <w:rPr>
-            <w:rtl/>
-            <w:cs/>
-            <w:lang w:val="ar_AE" w:bidi="ar_AE"/>
-          </w:rPr>
-          <w:rPr>
-            <w:color w:val="0000EE"/>
-            <w:u w:val="single"/>
-          </w:rPr>
-          <w:t>7:26–28</w:t>
-        </w:r>
-      </w:hyperlink>
+      <w:r>
+        <w:rPr>
+          <w:rtl/>
+          <w:cs/>
+          <w:lang w:val="ar_AE" w:bidi="ar_AE"/>
+        </w:rPr>
+        <w:t>7:26–28</w:t>
+      </w:r>
       <w:r>
         <w:rPr>
           <w:rtl/>
@@ -2675,20 +2423,14 @@
         </w:rPr>
         <w:t>بعد الدعوة إلى القداسة (</w:t>
       </w:r>
-      <w:hyperlink r:id="rId55">
-        <w:r>
-          <w:rPr>
-            <w:rtl/>
-            <w:cs/>
-            <w:lang w:val="ar_AE" w:bidi="ar_AE"/>
-          </w:rPr>
-          <w:rPr>
-            <w:color w:val="0000EE"/>
-            <w:u w:val="single"/>
-          </w:rPr>
-          <w:t>1:13–21</w:t>
-        </w:r>
-      </w:hyperlink>
+      <w:r>
+        <w:rPr>
+          <w:rtl/>
+          <w:cs/>
+          <w:lang w:val="ar_AE" w:bidi="ar_AE"/>
+        </w:rPr>
+        <w:t>1:13–21</w:t>
+      </w:r>
       <w:r>
         <w:rPr>
           <w:rtl/>
@@ -2764,20 +2506,14 @@
         </w:rPr>
         <w:t xml:space="preserve"> المؤمنون الذين "وُلِدوا ثانية" (</w:t>
       </w:r>
-      <w:hyperlink r:id="rId24">
-        <w:r>
-          <w:rPr>
-            <w:rtl/>
-            <w:cs/>
-            <w:lang w:val="ar_AE" w:bidi="ar_AE"/>
-          </w:rPr>
-          <w:rPr>
-            <w:color w:val="0000EE"/>
-            <w:u w:val="single"/>
-          </w:rPr>
-          <w:t>1:23</w:t>
-        </w:r>
-      </w:hyperlink>
+      <w:r>
+        <w:rPr>
+          <w:rtl/>
+          <w:cs/>
+          <w:lang w:val="ar_AE" w:bidi="ar_AE"/>
+        </w:rPr>
+        <w:t>1:23</w:t>
+      </w:r>
       <w:r>
         <w:rPr>
           <w:rtl/>
@@ -2803,20 +2539,14 @@
         </w:rPr>
         <w:t xml:space="preserve"> (بالمقارنة مع الطعام الصلب) إلى التعليم المسيحي الأساسي (</w:t>
       </w:r>
-      <w:hyperlink r:id="rId56">
-        <w:r>
-          <w:rPr>
-            <w:rtl/>
-            <w:cs/>
-            <w:lang w:val="ar_AE" w:bidi="ar_AE"/>
-          </w:rPr>
-          <w:rPr>
-            <w:color w:val="0000EE"/>
-            <w:u w:val="single"/>
-          </w:rPr>
-          <w:t>1 كورنثوس 3:2</w:t>
-        </w:r>
-      </w:hyperlink>
+      <w:r>
+        <w:rPr>
+          <w:rtl/>
+          <w:cs/>
+          <w:lang w:val="ar_AE" w:bidi="ar_AE"/>
+        </w:rPr>
+        <w:t>1 كورنثوس 3:2</w:t>
+      </w:r>
       <w:r>
         <w:rPr>
           <w:rtl/>
@@ -2825,20 +2555,14 @@
         </w:rPr>
         <w:t xml:space="preserve">; </w:t>
       </w:r>
-      <w:hyperlink r:id="rId57">
-        <w:r>
-          <w:rPr>
-            <w:rtl/>
-            <w:cs/>
-            <w:lang w:val="ar_AE" w:bidi="ar_AE"/>
-          </w:rPr>
-          <w:rPr>
-            <w:color w:val="0000EE"/>
-            <w:u w:val="single"/>
-          </w:rPr>
-          <w:t>عبرانيين 5:12–13</w:t>
-        </w:r>
-      </w:hyperlink>
+      <w:r>
+        <w:rPr>
+          <w:rtl/>
+          <w:cs/>
+          <w:lang w:val="ar_AE" w:bidi="ar_AE"/>
+        </w:rPr>
+        <w:t>عبرانيين 5:12–13</w:t>
+      </w:r>
       <w:r>
         <w:rPr>
           <w:rtl/>
@@ -2914,20 +2638,14 @@
         </w:rPr>
         <w:t xml:space="preserve">إِنْ كُنْتُمْ قَدْ ذُقْتُمْ أَنَّ الرَّبَّ صَالِحٌ: الكلمات مأخوذة من </w:t>
       </w:r>
-      <w:hyperlink r:id="rId58">
-        <w:r>
-          <w:rPr>
-            <w:rtl/>
-            <w:cs/>
-            <w:lang w:val="ar_AE" w:bidi="ar_AE"/>
-          </w:rPr>
-          <w:rPr>
-            <w:color w:val="0000EE"/>
-            <w:u w:val="single"/>
-          </w:rPr>
-          <w:t>مزمور 34:8</w:t>
-        </w:r>
-      </w:hyperlink>
+      <w:r>
+        <w:rPr>
+          <w:rtl/>
+          <w:cs/>
+          <w:lang w:val="ar_AE" w:bidi="ar_AE"/>
+        </w:rPr>
+        <w:t>مزمور 34:8</w:t>
+      </w:r>
       <w:r>
         <w:rPr>
           <w:rtl/>
@@ -2936,20 +2654,14 @@
         </w:rPr>
         <w:t xml:space="preserve">. ويستشهد بطرس بهذا المزمور مرة أخرى في </w:t>
       </w:r>
-      <w:hyperlink r:id="rId59">
-        <w:r>
-          <w:rPr>
-            <w:rtl/>
-            <w:cs/>
-            <w:lang w:val="ar_AE" w:bidi="ar_AE"/>
-          </w:rPr>
-          <w:rPr>
-            <w:color w:val="0000EE"/>
-            <w:u w:val="single"/>
-          </w:rPr>
-          <w:t>1 بطرس 3:10–12</w:t>
-        </w:r>
-      </w:hyperlink>
+      <w:r>
+        <w:rPr>
+          <w:rtl/>
+          <w:cs/>
+          <w:lang w:val="ar_AE" w:bidi="ar_AE"/>
+        </w:rPr>
+        <w:t>1 بطرس 3:10–12</w:t>
+      </w:r>
       <w:r>
         <w:rPr>
           <w:rtl/>
@@ -3025,20 +2737,14 @@
         </w:rPr>
         <w:t xml:space="preserve">مَرْفُوضًا مِنَ النَّاسِ، وَلكِنْ مُخْتَارٌ مِنَ اللهِ كَرِيمٌ: هذه إشارة إلى </w:t>
       </w:r>
-      <w:hyperlink r:id="rId60">
-        <w:r>
-          <w:rPr>
-            <w:rtl/>
-            <w:cs/>
-            <w:lang w:val="ar_AE" w:bidi="ar_AE"/>
-          </w:rPr>
-          <w:rPr>
-            <w:color w:val="0000EE"/>
-            <w:u w:val="single"/>
-          </w:rPr>
-          <w:t>مزمور 118:22</w:t>
-        </w:r>
-      </w:hyperlink>
+      <w:r>
+        <w:rPr>
+          <w:rtl/>
+          <w:cs/>
+          <w:lang w:val="ar_AE" w:bidi="ar_AE"/>
+        </w:rPr>
+        <w:t>مزمور 118:22</w:t>
+      </w:r>
       <w:r>
         <w:rPr>
           <w:rtl/>
@@ -3047,20 +2753,14 @@
         </w:rPr>
         <w:t xml:space="preserve">، التي تم اقتباسها في </w:t>
       </w:r>
-      <w:hyperlink r:id="rId61">
-        <w:r>
-          <w:rPr>
-            <w:rtl/>
-            <w:cs/>
-            <w:lang w:val="ar_AE" w:bidi="ar_AE"/>
-          </w:rPr>
-          <w:rPr>
-            <w:color w:val="0000EE"/>
-            <w:u w:val="single"/>
-          </w:rPr>
-          <w:t>1 بطرس 2:7</w:t>
-        </w:r>
-      </w:hyperlink>
+      <w:r>
+        <w:rPr>
+          <w:rtl/>
+          <w:cs/>
+          <w:lang w:val="ar_AE" w:bidi="ar_AE"/>
+        </w:rPr>
+        <w:t>1 بطرس 2:7</w:t>
+      </w:r>
       <w:r>
         <w:rPr>
           <w:rtl/>
@@ -3203,20 +2903,14 @@
         </w:rPr>
         <w:t>شعب الله أنفسهم يُشَكِّلون الهيكل الروحي الذي يسكن فيه الله (</w:t>
       </w:r>
-      <w:hyperlink r:id="rId62">
-        <w:r>
-          <w:rPr>
-            <w:rtl/>
-            <w:cs/>
-            <w:lang w:val="ar_AE" w:bidi="ar_AE"/>
-          </w:rPr>
-          <w:rPr>
-            <w:color w:val="0000EE"/>
-            <w:u w:val="single"/>
-          </w:rPr>
-          <w:t>1 كورنثوس 3:16</w:t>
-        </w:r>
-      </w:hyperlink>
+      <w:r>
+        <w:rPr>
+          <w:rtl/>
+          <w:cs/>
+          <w:lang w:val="ar_AE" w:bidi="ar_AE"/>
+        </w:rPr>
+        <w:t>1 كورنثوس 3:16</w:t>
+      </w:r>
       <w:r>
         <w:rPr>
           <w:rtl/>
@@ -3225,20 +2919,14 @@
         </w:rPr>
         <w:t>). وقد قارن يسوع جسده بـ "الهيكل" (</w:t>
       </w:r>
-      <w:hyperlink r:id="rId63">
-        <w:r>
-          <w:rPr>
-            <w:rtl/>
-            <w:cs/>
-            <w:lang w:val="ar_AE" w:bidi="ar_AE"/>
-          </w:rPr>
-          <w:rPr>
-            <w:color w:val="0000EE"/>
-            <w:u w:val="single"/>
-          </w:rPr>
-          <w:t>يوحنّا 2:19–22</w:t>
-        </w:r>
-      </w:hyperlink>
+      <w:r>
+        <w:rPr>
+          <w:rtl/>
+          <w:cs/>
+          <w:lang w:val="ar_AE" w:bidi="ar_AE"/>
+        </w:rPr>
+        <w:t>يوحنّا 2:19–22</w:t>
+      </w:r>
       <w:r>
         <w:rPr>
           <w:rtl/>
@@ -3247,20 +2935,14 @@
         </w:rPr>
         <w:t>)، وتسمى الكنيسة "جسد المسيح" (</w:t>
       </w:r>
-      <w:hyperlink r:id="rId64">
-        <w:r>
-          <w:rPr>
-            <w:rtl/>
-            <w:cs/>
-            <w:lang w:val="ar_AE" w:bidi="ar_AE"/>
-          </w:rPr>
-          <w:rPr>
-            <w:color w:val="0000EE"/>
-            <w:u w:val="single"/>
-          </w:rPr>
-          <w:t>أفسس 4:12</w:t>
-        </w:r>
-      </w:hyperlink>
+      <w:r>
+        <w:rPr>
+          <w:rtl/>
+          <w:cs/>
+          <w:lang w:val="ar_AE" w:bidi="ar_AE"/>
+        </w:rPr>
+        <w:t>أفسس 4:12</w:t>
+      </w:r>
       <w:r>
         <w:rPr>
           <w:rtl/>
@@ -3269,20 +2951,14 @@
         </w:rPr>
         <w:t xml:space="preserve">). لم يعد الله يُظهِر نفسه في مكان محدد بل في الأشخاص الذين ينتمون إليه ويمدحون صلاحه (انظر </w:t>
       </w:r>
-      <w:hyperlink r:id="rId65">
-        <w:r>
-          <w:rPr>
-            <w:rtl/>
-            <w:cs/>
-            <w:lang w:val="ar_AE" w:bidi="ar_AE"/>
-          </w:rPr>
-          <w:rPr>
-            <w:color w:val="0000EE"/>
-            <w:u w:val="single"/>
-          </w:rPr>
-          <w:t>1 بطرس 2:10</w:t>
-        </w:r>
-      </w:hyperlink>
+      <w:r>
+        <w:rPr>
+          <w:rtl/>
+          <w:cs/>
+          <w:lang w:val="ar_AE" w:bidi="ar_AE"/>
+        </w:rPr>
+        <w:t>1 بطرس 2:10</w:t>
+      </w:r>
       <w:r>
         <w:rPr>
           <w:rtl/>
@@ -3291,20 +2967,14 @@
         </w:rPr>
         <w:t xml:space="preserve">). • بصفتهم كهنة الله المُقَدَّسين في العهد الجديد، يقدم المؤمنون ذبائح روحية مثل تسبيح الله، والصلاة، وفعل الخير (انظر </w:t>
       </w:r>
-      <w:hyperlink r:id="rId66">
-        <w:r>
-          <w:rPr>
-            <w:rtl/>
-            <w:cs/>
-            <w:lang w:val="ar_AE" w:bidi="ar_AE"/>
-          </w:rPr>
-          <w:rPr>
-            <w:color w:val="0000EE"/>
-            <w:u w:val="single"/>
-          </w:rPr>
-          <w:t>رومية 12:1</w:t>
-        </w:r>
-      </w:hyperlink>
+      <w:r>
+        <w:rPr>
+          <w:rtl/>
+          <w:cs/>
+          <w:lang w:val="ar_AE" w:bidi="ar_AE"/>
+        </w:rPr>
+        <w:t>رومية 12:1</w:t>
+      </w:r>
       <w:r>
         <w:rPr>
           <w:rtl/>
@@ -3313,20 +2983,14 @@
         </w:rPr>
         <w:t xml:space="preserve">; </w:t>
       </w:r>
-      <w:hyperlink r:id="rId67">
-        <w:r>
-          <w:rPr>
-            <w:rtl/>
-            <w:cs/>
-            <w:lang w:val="ar_AE" w:bidi="ar_AE"/>
-          </w:rPr>
-          <w:rPr>
-            <w:color w:val="0000EE"/>
-            <w:u w:val="single"/>
-          </w:rPr>
-          <w:t>عبرانيين 13:15–16</w:t>
-        </w:r>
-      </w:hyperlink>
+      <w:r>
+        <w:rPr>
+          <w:rtl/>
+          <w:cs/>
+          <w:lang w:val="ar_AE" w:bidi="ar_AE"/>
+        </w:rPr>
+        <w:t>عبرانيين 13:15–16</w:t>
+      </w:r>
       <w:r>
         <w:rPr>
           <w:rtl/>
@@ -3402,20 +3066,14 @@
         </w:rPr>
         <w:t>كل من الاقتباسات الثلاثة من العهد القديم في هذه الآيات تحدد المسيح كنوع من الحجر: حجر الزاوية الذي يُبنى عليه الهيكل الجديد (</w:t>
       </w:r>
-      <w:hyperlink r:id="rId68">
-        <w:r>
-          <w:rPr>
-            <w:rtl/>
-            <w:cs/>
-            <w:lang w:val="ar_AE" w:bidi="ar_AE"/>
-          </w:rPr>
-          <w:rPr>
-            <w:color w:val="0000EE"/>
-            <w:u w:val="single"/>
-          </w:rPr>
-          <w:t>2:6</w:t>
-        </w:r>
-      </w:hyperlink>
+      <w:r>
+        <w:rPr>
+          <w:rtl/>
+          <w:cs/>
+          <w:lang w:val="ar_AE" w:bidi="ar_AE"/>
+        </w:rPr>
+        <w:t>2:6</w:t>
+      </w:r>
       <w:r>
         <w:rPr>
           <w:rtl/>
@@ -3424,20 +3082,14 @@
         </w:rPr>
         <w:t>); حجر الزاوية الذي رفعه الله، برغم رفض الناس، ليكون حجر الأساس في خطته الفدائية (</w:t>
       </w:r>
-      <w:hyperlink r:id="rId61">
-        <w:r>
-          <w:rPr>
-            <w:rtl/>
-            <w:cs/>
-            <w:lang w:val="ar_AE" w:bidi="ar_AE"/>
-          </w:rPr>
-          <w:rPr>
-            <w:color w:val="0000EE"/>
-            <w:u w:val="single"/>
-          </w:rPr>
-          <w:t>2:7</w:t>
-        </w:r>
-      </w:hyperlink>
+      <w:r>
+        <w:rPr>
+          <w:rtl/>
+          <w:cs/>
+          <w:lang w:val="ar_AE" w:bidi="ar_AE"/>
+        </w:rPr>
+        <w:t>2:7</w:t>
+      </w:r>
       <w:r>
         <w:rPr>
           <w:rtl/>
@@ -3446,20 +3098,14 @@
         </w:rPr>
         <w:t>); والحجر الذي يجعل الناس يتعثرون (</w:t>
       </w:r>
-      <w:hyperlink r:id="rId69">
-        <w:r>
-          <w:rPr>
-            <w:rtl/>
-            <w:cs/>
-            <w:lang w:val="ar_AE" w:bidi="ar_AE"/>
-          </w:rPr>
-          <w:rPr>
-            <w:color w:val="0000EE"/>
-            <w:u w:val="single"/>
-          </w:rPr>
-          <w:t>2:8</w:t>
-        </w:r>
-      </w:hyperlink>
+      <w:r>
+        <w:rPr>
+          <w:rtl/>
+          <w:cs/>
+          <w:lang w:val="ar_AE" w:bidi="ar_AE"/>
+        </w:rPr>
+        <w:t>2:8</w:t>
+      </w:r>
       <w:r>
         <w:rPr>
           <w:rtl/>
@@ -3468,20 +3114,14 @@
         </w:rPr>
         <w:t xml:space="preserve">). يقتبس يسوع </w:t>
       </w:r>
-      <w:hyperlink r:id="rId60">
-        <w:r>
-          <w:rPr>
-            <w:rtl/>
-            <w:cs/>
-            <w:lang w:val="ar_AE" w:bidi="ar_AE"/>
-          </w:rPr>
-          <w:rPr>
-            <w:color w:val="0000EE"/>
-            <w:u w:val="single"/>
-          </w:rPr>
-          <w:t>مزمور 118:22</w:t>
-        </w:r>
-      </w:hyperlink>
+      <w:r>
+        <w:rPr>
+          <w:rtl/>
+          <w:cs/>
+          <w:lang w:val="ar_AE" w:bidi="ar_AE"/>
+        </w:rPr>
+        <w:t>مزمور 118:22</w:t>
+      </w:r>
       <w:r>
         <w:rPr>
           <w:rtl/>
@@ -3490,20 +3130,14 @@
         </w:rPr>
         <w:t xml:space="preserve"> (</w:t>
       </w:r>
-      <w:hyperlink r:id="rId70">
-        <w:r>
-          <w:rPr>
-            <w:rtl/>
-            <w:cs/>
-            <w:lang w:val="ar_AE" w:bidi="ar_AE"/>
-          </w:rPr>
-          <w:rPr>
-            <w:color w:val="0000EE"/>
-            <w:u w:val="single"/>
-          </w:rPr>
-          <w:t>متى 21:42</w:t>
-        </w:r>
-      </w:hyperlink>
+      <w:r>
+        <w:rPr>
+          <w:rtl/>
+          <w:cs/>
+          <w:lang w:val="ar_AE" w:bidi="ar_AE"/>
+        </w:rPr>
+        <w:t>متى 21:42</w:t>
+      </w:r>
       <w:r>
         <w:rPr>
           <w:rtl/>
@@ -3512,20 +3146,14 @@
         </w:rPr>
         <w:t xml:space="preserve">)، ويقتبس بولس كل من </w:t>
       </w:r>
-      <w:hyperlink r:id="rId71">
-        <w:r>
-          <w:rPr>
-            <w:rtl/>
-            <w:cs/>
-            <w:lang w:val="ar_AE" w:bidi="ar_AE"/>
-          </w:rPr>
-          <w:rPr>
-            <w:color w:val="0000EE"/>
-            <w:u w:val="single"/>
-          </w:rPr>
-          <w:t>إشعياء 8:14</w:t>
-        </w:r>
-      </w:hyperlink>
+      <w:r>
+        <w:rPr>
+          <w:rtl/>
+          <w:cs/>
+          <w:lang w:val="ar_AE" w:bidi="ar_AE"/>
+        </w:rPr>
+        <w:t>إشعياء 8:14</w:t>
+      </w:r>
       <w:r>
         <w:rPr>
           <w:rtl/>
@@ -3534,20 +3162,14 @@
         </w:rPr>
         <w:t xml:space="preserve"> و</w:t>
       </w:r>
-      <w:hyperlink r:id="rId72">
-        <w:r>
-          <w:rPr>
-            <w:rtl/>
-            <w:cs/>
-            <w:lang w:val="ar_AE" w:bidi="ar_AE"/>
-          </w:rPr>
-          <w:rPr>
-            <w:color w:val="0000EE"/>
-            <w:u w:val="single"/>
-          </w:rPr>
-          <w:t>28:16</w:t>
-        </w:r>
-      </w:hyperlink>
+      <w:r>
+        <w:rPr>
+          <w:rtl/>
+          <w:cs/>
+          <w:lang w:val="ar_AE" w:bidi="ar_AE"/>
+        </w:rPr>
+        <w:t>28:16</w:t>
+      </w:r>
       <w:r>
         <w:rPr>
           <w:rtl/>
@@ -3556,20 +3178,14 @@
         </w:rPr>
         <w:t xml:space="preserve"> (</w:t>
       </w:r>
-      <w:hyperlink r:id="rId73">
-        <w:r>
-          <w:rPr>
-            <w:rtl/>
-            <w:cs/>
-            <w:lang w:val="ar_AE" w:bidi="ar_AE"/>
-          </w:rPr>
-          <w:rPr>
-            <w:color w:val="0000EE"/>
-            <w:u w:val="single"/>
-          </w:rPr>
-          <w:t>رومية 9:33</w:t>
-        </w:r>
-      </w:hyperlink>
+      <w:r>
+        <w:rPr>
+          <w:rtl/>
+          <w:cs/>
+          <w:lang w:val="ar_AE" w:bidi="ar_AE"/>
+        </w:rPr>
+        <w:t>رومية 9:33</w:t>
+      </w:r>
       <w:r>
         <w:rPr>
           <w:rtl/>
@@ -3729,20 +3345,14 @@
         </w:rPr>
         <w:t xml:space="preserve">يُطبق بطرس أوصاف بني إسرائيل في العهد القديم (انظر، على سبيل المثال، </w:t>
       </w:r>
-      <w:hyperlink r:id="rId74">
-        <w:r>
-          <w:rPr>
-            <w:rtl/>
-            <w:cs/>
-            <w:lang w:val="ar_AE" w:bidi="ar_AE"/>
-          </w:rPr>
-          <w:rPr>
-            <w:color w:val="0000EE"/>
-            <w:u w:val="single"/>
-          </w:rPr>
-          <w:t>خروج 19:5–6</w:t>
-        </w:r>
-      </w:hyperlink>
+      <w:r>
+        <w:rPr>
+          <w:rtl/>
+          <w:cs/>
+          <w:lang w:val="ar_AE" w:bidi="ar_AE"/>
+        </w:rPr>
+        <w:t>خروج 19:5–6</w:t>
+      </w:r>
       <w:r>
         <w:rPr>
           <w:rtl/>
@@ -3818,20 +3428,14 @@
         </w:rPr>
         <w:t xml:space="preserve">“ كَغُرَبَاءَ وَنُزَلاَءَ”: المؤمنون لا ينتمون إلى هذا العالم بل إلى ملكوت السماء (انظر </w:t>
       </w:r>
-      <w:hyperlink r:id="rId49">
-        <w:r>
-          <w:rPr>
-            <w:rtl/>
-            <w:cs/>
-            <w:lang w:val="ar_AE" w:bidi="ar_AE"/>
-          </w:rPr>
-          <w:rPr>
-            <w:color w:val="0000EE"/>
-            <w:u w:val="single"/>
-          </w:rPr>
-          <w:t>1:1</w:t>
-        </w:r>
-      </w:hyperlink>
+      <w:r>
+        <w:rPr>
+          <w:rtl/>
+          <w:cs/>
+          <w:lang w:val="ar_AE" w:bidi="ar_AE"/>
+        </w:rPr>
+        <w:t>1:1</w:t>
+      </w:r>
       <w:r>
         <w:rPr>
           <w:rtl/>
@@ -4008,20 +3612,14 @@
         </w:rPr>
         <w:t>في العهد القديم اليوناني لوصف الوقت الذي سيأتي فيه الله إلى أعداءه ليحكم عليهم (</w:t>
       </w:r>
-      <w:hyperlink r:id="rId75">
-        <w:r>
-          <w:rPr>
-            <w:rtl/>
-            <w:cs/>
-            <w:lang w:val="ar_AE" w:bidi="ar_AE"/>
-          </w:rPr>
-          <w:rPr>
-            <w:color w:val="0000EE"/>
-            <w:u w:val="single"/>
-          </w:rPr>
-          <w:t>إشعياء 10:3</w:t>
-        </w:r>
-      </w:hyperlink>
+      <w:r>
+        <w:rPr>
+          <w:rtl/>
+          <w:cs/>
+          <w:lang w:val="ar_AE" w:bidi="ar_AE"/>
+        </w:rPr>
+        <w:t>إشعياء 10:3</w:t>
+      </w:r>
       <w:r>
         <w:rPr>
           <w:rtl/>
@@ -4030,20 +3628,14 @@
         </w:rPr>
         <w:t xml:space="preserve">؛ </w:t>
       </w:r>
-      <w:hyperlink r:id="rId76">
-        <w:r>
-          <w:rPr>
-            <w:rtl/>
-            <w:cs/>
-            <w:lang w:val="ar_AE" w:bidi="ar_AE"/>
-          </w:rPr>
-          <w:rPr>
-            <w:color w:val="0000EE"/>
-            <w:u w:val="single"/>
-          </w:rPr>
-          <w:t>إر 6:15</w:t>
-        </w:r>
-      </w:hyperlink>
+      <w:r>
+        <w:rPr>
+          <w:rtl/>
+          <w:cs/>
+          <w:lang w:val="ar_AE" w:bidi="ar_AE"/>
+        </w:rPr>
+        <w:t>إر 6:15</w:t>
+      </w:r>
       <w:r>
         <w:rPr>
           <w:rtl/>
@@ -4186,20 +3778,14 @@
         </w:rPr>
         <w:t>تتناول هذه الفقرة الفكرة الرئيسية المتمثلة في الخضوع لجميع السلطات البشرية، والتي يطبقها بطرس على عدة علاقات: يجب على المسيحيين(المؤمنين) قبول سلطة من هم في الحكم (</w:t>
       </w:r>
-      <w:hyperlink r:id="rId77">
-        <w:r>
-          <w:rPr>
-            <w:rtl/>
-            <w:cs/>
-            <w:lang w:val="ar_AE" w:bidi="ar_AE"/>
-          </w:rPr>
-          <w:rPr>
-            <w:color w:val="0000EE"/>
-            <w:u w:val="single"/>
-          </w:rPr>
-          <w:t>2:13–17</w:t>
-        </w:r>
-      </w:hyperlink>
+      <w:r>
+        <w:rPr>
+          <w:rtl/>
+          <w:cs/>
+          <w:lang w:val="ar_AE" w:bidi="ar_AE"/>
+        </w:rPr>
+        <w:t>2:13–17</w:t>
+      </w:r>
       <w:r>
         <w:rPr>
           <w:rtl/>
@@ -4208,20 +3794,14 @@
         </w:rPr>
         <w:t>)، ويجب على العبيد المسيحيين قبول سلطة أسيادهم (</w:t>
       </w:r>
-      <w:hyperlink r:id="rId78">
-        <w:r>
-          <w:rPr>
-            <w:rtl/>
-            <w:cs/>
-            <w:lang w:val="ar_AE" w:bidi="ar_AE"/>
-          </w:rPr>
-          <w:rPr>
-            <w:color w:val="0000EE"/>
-            <w:u w:val="single"/>
-          </w:rPr>
-          <w:t>2:18–25</w:t>
-        </w:r>
-      </w:hyperlink>
+      <w:r>
+        <w:rPr>
+          <w:rtl/>
+          <w:cs/>
+          <w:lang w:val="ar_AE" w:bidi="ar_AE"/>
+        </w:rPr>
+        <w:t>2:18–25</w:t>
+      </w:r>
       <w:r>
         <w:rPr>
           <w:rtl/>
@@ -4230,20 +3810,14 @@
         </w:rPr>
         <w:t>)، ويجب على الزوجات المسيحيات قبول سلطة أزواجهن (</w:t>
       </w:r>
-      <w:hyperlink r:id="rId79">
-        <w:r>
-          <w:rPr>
-            <w:rtl/>
-            <w:cs/>
-            <w:lang w:val="ar_AE" w:bidi="ar_AE"/>
-          </w:rPr>
-          <w:rPr>
-            <w:color w:val="0000EE"/>
-            <w:u w:val="single"/>
-          </w:rPr>
-          <w:t>3:1–6</w:t>
-        </w:r>
-      </w:hyperlink>
+      <w:r>
+        <w:rPr>
+          <w:rtl/>
+          <w:cs/>
+          <w:lang w:val="ar_AE" w:bidi="ar_AE"/>
+        </w:rPr>
+        <w:t>3:1–6</w:t>
+      </w:r>
       <w:r>
         <w:rPr>
           <w:rtl/>
@@ -4252,20 +3826,14 @@
         </w:rPr>
         <w:t xml:space="preserve">). يبدو أن بطرس يتبع استخدامًا مسيحيًا مبكرًا لميثاق أو مبادئ البيت التقليدية، حيث تُقدَّم سلسلة من التعليمات لأعضاء البيت المختلفين (قارن </w:t>
       </w:r>
-      <w:hyperlink r:id="rId80">
-        <w:r>
-          <w:rPr>
-            <w:rtl/>
-            <w:cs/>
-            <w:lang w:val="ar_AE" w:bidi="ar_AE"/>
-          </w:rPr>
-          <w:rPr>
-            <w:color w:val="0000EE"/>
-            <w:u w:val="single"/>
-          </w:rPr>
-          <w:t>أفسس 5:21–6:9</w:t>
-        </w:r>
-      </w:hyperlink>
+      <w:r>
+        <w:rPr>
+          <w:rtl/>
+          <w:cs/>
+          <w:lang w:val="ar_AE" w:bidi="ar_AE"/>
+        </w:rPr>
+        <w:t>أفسس 5:21–6:9</w:t>
+      </w:r>
       <w:r>
         <w:rPr>
           <w:rtl/>
@@ -4274,20 +3842,14 @@
         </w:rPr>
         <w:t xml:space="preserve">؛ </w:t>
       </w:r>
-      <w:hyperlink r:id="rId81">
-        <w:r>
-          <w:rPr>
-            <w:rtl/>
-            <w:cs/>
-            <w:lang w:val="ar_AE" w:bidi="ar_AE"/>
-          </w:rPr>
-          <w:rPr>
-            <w:color w:val="0000EE"/>
-            <w:u w:val="single"/>
-          </w:rPr>
-          <w:t>كولوسي 3:18–4:1</w:t>
-        </w:r>
-      </w:hyperlink>
+      <w:r>
+        <w:rPr>
+          <w:rtl/>
+          <w:cs/>
+          <w:lang w:val="ar_AE" w:bidi="ar_AE"/>
+        </w:rPr>
+        <w:t>كولوسي 3:18–4:1</w:t>
+      </w:r>
       <w:r>
         <w:rPr>
           <w:rtl/>
@@ -4296,20 +3858,14 @@
         </w:rPr>
         <w:t xml:space="preserve">؛ </w:t>
       </w:r>
-      <w:hyperlink r:id="rId82">
-        <w:r>
-          <w:rPr>
-            <w:rtl/>
-            <w:cs/>
-            <w:lang w:val="ar_AE" w:bidi="ar_AE"/>
-          </w:rPr>
-          <w:rPr>
-            <w:color w:val="0000EE"/>
-            <w:u w:val="single"/>
-          </w:rPr>
-          <w:t>1 تيموثاوس 5:1–6:2</w:t>
-        </w:r>
-      </w:hyperlink>
+      <w:r>
+        <w:rPr>
+          <w:rtl/>
+          <w:cs/>
+          <w:lang w:val="ar_AE" w:bidi="ar_AE"/>
+        </w:rPr>
+        <w:t>1 تيموثاوس 5:1–6:2</w:t>
+      </w:r>
       <w:r>
         <w:rPr>
           <w:rtl/>
@@ -4318,20 +3874,14 @@
         </w:rPr>
         <w:t xml:space="preserve">؛ </w:t>
       </w:r>
-      <w:hyperlink r:id="rId83">
-        <w:r>
-          <w:rPr>
-            <w:rtl/>
-            <w:cs/>
-            <w:lang w:val="ar_AE" w:bidi="ar_AE"/>
-          </w:rPr>
-          <w:rPr>
-            <w:color w:val="0000EE"/>
-            <w:u w:val="single"/>
-          </w:rPr>
-          <w:t>تيطس 2:1–10</w:t>
-        </w:r>
-      </w:hyperlink>
+      <w:r>
+        <w:rPr>
+          <w:rtl/>
+          <w:cs/>
+          <w:lang w:val="ar_AE" w:bidi="ar_AE"/>
+        </w:rPr>
+        <w:t>تيطس 2:1–10</w:t>
+      </w:r>
       <w:r>
         <w:rPr>
           <w:rtl/>
@@ -4407,20 +3957,14 @@
         </w:rPr>
         <w:t xml:space="preserve"> لِلانْتِقَامِ مِنْ فَاعِلِي الشَّرِّ، وَلِلْمَدْحِ لِفَاعِلِي الْخَيْرِ: انظر </w:t>
       </w:r>
-      <w:hyperlink r:id="rId84">
-        <w:r>
-          <w:rPr>
-            <w:rtl/>
-            <w:cs/>
-            <w:lang w:val="ar_AE" w:bidi="ar_AE"/>
-          </w:rPr>
-          <w:rPr>
-            <w:color w:val="0000EE"/>
-            <w:u w:val="single"/>
-          </w:rPr>
-          <w:t>رومية 13:3–4</w:t>
-        </w:r>
-      </w:hyperlink>
+      <w:r>
+        <w:rPr>
+          <w:rtl/>
+          <w:cs/>
+          <w:lang w:val="ar_AE" w:bidi="ar_AE"/>
+        </w:rPr>
+        <w:t>رومية 13:3–4</w:t>
+      </w:r>
       <w:r>
         <w:rPr>
           <w:rtl/>
@@ -4529,20 +4073,14 @@
         </w:rPr>
         <w:t xml:space="preserve">. • خَافُوا اللهَ. أَكْرِمُوا الْمَلِكَ: ربما كان بطرس يفكر في تصريح يسوع المتوازن حول واجب المسيحي تجاه كل من الله وسلطة الدولة (انظر </w:t>
       </w:r>
-      <w:hyperlink r:id="rId85">
-        <w:r>
-          <w:rPr>
-            <w:rtl/>
-            <w:cs/>
-            <w:lang w:val="ar_AE" w:bidi="ar_AE"/>
-          </w:rPr>
-          <w:rPr>
-            <w:color w:val="0000EE"/>
-            <w:u w:val="single"/>
-          </w:rPr>
-          <w:t>متى 22:21</w:t>
-        </w:r>
-      </w:hyperlink>
+      <w:r>
+        <w:rPr>
+          <w:rtl/>
+          <w:cs/>
+          <w:lang w:val="ar_AE" w:bidi="ar_AE"/>
+        </w:rPr>
+        <w:t>متى 22:21</w:t>
+      </w:r>
       <w:r>
         <w:rPr>
           <w:rtl/>
@@ -4635,20 +4173,14 @@
         </w:rPr>
         <w:t xml:space="preserve">): قد يكون بطرس يدعو العبيد إلى مخافة الله (انظر </w:t>
       </w:r>
-      <w:hyperlink r:id="rId86">
-        <w:r>
-          <w:rPr>
-            <w:rtl/>
-            <w:cs/>
-            <w:lang w:val="ar_AE" w:bidi="ar_AE"/>
-          </w:rPr>
-          <w:rPr>
-            <w:color w:val="0000EE"/>
-            <w:u w:val="single"/>
-          </w:rPr>
-          <w:t>2:17</w:t>
-        </w:r>
-      </w:hyperlink>
+      <w:r>
+        <w:rPr>
+          <w:rtl/>
+          <w:cs/>
+          <w:lang w:val="ar_AE" w:bidi="ar_AE"/>
+        </w:rPr>
+        <w:t>2:17</w:t>
+      </w:r>
       <w:r>
         <w:rPr>
           <w:rtl/>
@@ -4657,20 +4189,14 @@
         </w:rPr>
         <w:t xml:space="preserve">; قارن </w:t>
       </w:r>
-      <w:hyperlink r:id="rId87">
-        <w:r>
-          <w:rPr>
-            <w:rtl/>
-            <w:cs/>
-            <w:lang w:val="ar_AE" w:bidi="ar_AE"/>
-          </w:rPr>
-          <w:rPr>
-            <w:color w:val="0000EE"/>
-            <w:u w:val="single"/>
-          </w:rPr>
-          <w:t>1:17</w:t>
-        </w:r>
-      </w:hyperlink>
+      <w:r>
+        <w:rPr>
+          <w:rtl/>
+          <w:cs/>
+          <w:lang w:val="ar_AE" w:bidi="ar_AE"/>
+        </w:rPr>
+        <w:t>1:17</w:t>
+      </w:r>
       <w:r>
         <w:rPr>
           <w:rtl/>
@@ -4679,20 +4205,14 @@
         </w:rPr>
         <w:t>) أو من عقوبة السيد، لكنه غالبًا ما يتحدث بهذه الطريقة عن التوجه الذي يجب أن يتحلى به المسيحيون تجاه الآخرين واحترامهم (</w:t>
       </w:r>
-      <w:hyperlink r:id="rId88">
-        <w:r>
-          <w:rPr>
-            <w:rtl/>
-            <w:cs/>
-            <w:lang w:val="ar_AE" w:bidi="ar_AE"/>
-          </w:rPr>
-          <w:rPr>
-            <w:color w:val="0000EE"/>
-            <w:u w:val="single"/>
-          </w:rPr>
-          <w:t>3:16</w:t>
-        </w:r>
-      </w:hyperlink>
+      <w:r>
+        <w:rPr>
+          <w:rtl/>
+          <w:cs/>
+          <w:lang w:val="ar_AE" w:bidi="ar_AE"/>
+        </w:rPr>
+        <w:t>3:16</w:t>
+      </w:r>
       <w:r>
         <w:rPr>
           <w:rtl/>
@@ -4835,20 +4355,14 @@
         </w:rPr>
         <w:t>بالرغم من عدم وجود تغيير صريح في العنوان هنا، فإن الطابع العام لهذه الآيات يجعلها قابلة للتطبيق على جميع المؤمنين. • قد تتضمن هذه الآيات ترنيمة مسيحية مبكرة أو اعترافًا حول المسيح (</w:t>
       </w:r>
-      <w:hyperlink r:id="rId89">
-        <w:r>
-          <w:rPr>
-            <w:rtl/>
-            <w:cs/>
-            <w:lang w:val="ar_AE" w:bidi="ar_AE"/>
-          </w:rPr>
-          <w:rPr>
-            <w:color w:val="0000EE"/>
-            <w:u w:val="single"/>
-          </w:rPr>
-          <w:t>2:22–25</w:t>
-        </w:r>
-      </w:hyperlink>
+      <w:r>
+        <w:rPr>
+          <w:rtl/>
+          <w:cs/>
+          <w:lang w:val="ar_AE" w:bidi="ar_AE"/>
+        </w:rPr>
+        <w:t>2:22–25</w:t>
+      </w:r>
       <w:r>
         <w:rPr>
           <w:rtl/>
@@ -4857,20 +4371,14 @@
         </w:rPr>
         <w:t xml:space="preserve">). كما أنها تركز على آلام المسيح الكفارية بلغة مستمدة بشكل كبير من </w:t>
       </w:r>
-      <w:hyperlink r:id="rId90">
-        <w:r>
-          <w:rPr>
-            <w:rtl/>
-            <w:cs/>
-            <w:lang w:val="ar_AE" w:bidi="ar_AE"/>
-          </w:rPr>
-          <w:rPr>
-            <w:color w:val="0000EE"/>
-            <w:u w:val="single"/>
-          </w:rPr>
-          <w:t>إشعياء 52:13–53:12</w:t>
-        </w:r>
-      </w:hyperlink>
+      <w:r>
+        <w:rPr>
+          <w:rtl/>
+          <w:cs/>
+          <w:lang w:val="ar_AE" w:bidi="ar_AE"/>
+        </w:rPr>
+        <w:t>إشعياء 52:13–53:12</w:t>
+      </w:r>
       <w:r>
         <w:rPr>
           <w:rtl/>
@@ -4946,20 +4454,14 @@
         </w:rPr>
         <w:t xml:space="preserve">الَّذِي حَمَلَ هُوَ نَفْسُهُ خَطَايَانَا: تشير هذه العبارة إلى </w:t>
       </w:r>
-      <w:hyperlink r:id="rId91">
-        <w:r>
-          <w:rPr>
-            <w:rtl/>
-            <w:cs/>
-            <w:lang w:val="ar_AE" w:bidi="ar_AE"/>
-          </w:rPr>
-          <w:rPr>
-            <w:color w:val="0000EE"/>
-            <w:u w:val="single"/>
-          </w:rPr>
-          <w:t>إشعياء 53:4</w:t>
-        </w:r>
-      </w:hyperlink>
+      <w:r>
+        <w:rPr>
+          <w:rtl/>
+          <w:cs/>
+          <w:lang w:val="ar_AE" w:bidi="ar_AE"/>
+        </w:rPr>
+        <w:t>إشعياء 53:4</w:t>
+      </w:r>
       <w:r>
         <w:rPr>
           <w:rtl/>
@@ -4968,20 +4470,14 @@
         </w:rPr>
         <w:t xml:space="preserve">, </w:t>
       </w:r>
-      <w:hyperlink r:id="rId92">
-        <w:r>
-          <w:rPr>
-            <w:rtl/>
-            <w:cs/>
-            <w:lang w:val="ar_AE" w:bidi="ar_AE"/>
-          </w:rPr>
-          <w:rPr>
-            <w:color w:val="0000EE"/>
-            <w:u w:val="single"/>
-          </w:rPr>
-          <w:t>11–12</w:t>
-        </w:r>
-      </w:hyperlink>
+      <w:r>
+        <w:rPr>
+          <w:rtl/>
+          <w:cs/>
+          <w:lang w:val="ar_AE" w:bidi="ar_AE"/>
+        </w:rPr>
+        <w:t>11–12</w:t>
+      </w:r>
       <w:r>
         <w:rPr>
           <w:rtl/>
@@ -4990,20 +4486,14 @@
         </w:rPr>
         <w:t xml:space="preserve">. • الَّذِي بِجَلْدَتِهِ شُفِيتُمْ: إن آلام المسيح الجسدية كانت لشفائنا الروحيّ (قارن </w:t>
       </w:r>
-      <w:hyperlink r:id="rId93">
-        <w:r>
-          <w:rPr>
-            <w:rtl/>
-            <w:cs/>
-            <w:lang w:val="ar_AE" w:bidi="ar_AE"/>
-          </w:rPr>
-          <w:rPr>
-            <w:color w:val="0000EE"/>
-            <w:u w:val="single"/>
-          </w:rPr>
-          <w:t>إشعياء 53:5</w:t>
-        </w:r>
-      </w:hyperlink>
+      <w:r>
+        <w:rPr>
+          <w:rtl/>
+          <w:cs/>
+          <w:lang w:val="ar_AE" w:bidi="ar_AE"/>
+        </w:rPr>
+        <w:t>إشعياء 53:5</w:t>
+      </w:r>
       <w:r>
         <w:rPr>
           <w:rtl/>
@@ -5012,20 +4502,14 @@
         </w:rPr>
         <w:t xml:space="preserve">). يستخدم متّى لغة مشابهة من </w:t>
       </w:r>
-      <w:hyperlink r:id="rId91">
-        <w:r>
-          <w:rPr>
-            <w:rtl/>
-            <w:cs/>
-            <w:lang w:val="ar_AE" w:bidi="ar_AE"/>
-          </w:rPr>
-          <w:rPr>
-            <w:color w:val="0000EE"/>
-            <w:u w:val="single"/>
-          </w:rPr>
-          <w:t>إشعياء 53:4</w:t>
-        </w:r>
-      </w:hyperlink>
+      <w:r>
+        <w:rPr>
+          <w:rtl/>
+          <w:cs/>
+          <w:lang w:val="ar_AE" w:bidi="ar_AE"/>
+        </w:rPr>
+        <w:t>إشعياء 53:4</w:t>
+      </w:r>
       <w:r>
         <w:rPr>
           <w:rtl/>
@@ -5034,20 +4518,14 @@
         </w:rPr>
         <w:t xml:space="preserve"> للإشارة إلى الشفاءات الجسدية التي قام بها يسوع (</w:t>
       </w:r>
-      <w:hyperlink r:id="rId94">
-        <w:r>
-          <w:rPr>
-            <w:rtl/>
-            <w:cs/>
-            <w:lang w:val="ar_AE" w:bidi="ar_AE"/>
-          </w:rPr>
-          <w:rPr>
-            <w:color w:val="0000EE"/>
-            <w:u w:val="single"/>
-          </w:rPr>
-          <w:t>متى 8:17</w:t>
-        </w:r>
-      </w:hyperlink>
+      <w:r>
+        <w:rPr>
+          <w:rtl/>
+          <w:cs/>
+          <w:lang w:val="ar_AE" w:bidi="ar_AE"/>
+        </w:rPr>
+        <w:t>متى 8:17</w:t>
+      </w:r>
       <w:r>
         <w:rPr>
           <w:rtl/>
@@ -5140,20 +4618,14 @@
         </w:rPr>
         <w:t xml:space="preserve">): يتم توجيه النساء للاعتراف بأن الله قد عيّن الزوج كرئيس للعلاقة (انظر </w:t>
       </w:r>
-      <w:hyperlink r:id="rId95">
-        <w:r>
-          <w:rPr>
-            <w:rtl/>
-            <w:cs/>
-            <w:lang w:val="ar_AE" w:bidi="ar_AE"/>
-          </w:rPr>
-          <w:rPr>
-            <w:color w:val="0000EE"/>
-            <w:u w:val="single"/>
-          </w:rPr>
-          <w:t>2:13</w:t>
-        </w:r>
-      </w:hyperlink>
+      <w:r>
+        <w:rPr>
+          <w:rtl/>
+          <w:cs/>
+          <w:lang w:val="ar_AE" w:bidi="ar_AE"/>
+        </w:rPr>
+        <w:t>2:13</w:t>
+      </w:r>
       <w:r>
         <w:rPr>
           <w:rtl/>
@@ -5162,20 +4634,14 @@
         </w:rPr>
         <w:t xml:space="preserve">; </w:t>
       </w:r>
-      <w:hyperlink r:id="rId96">
-        <w:r>
-          <w:rPr>
-            <w:rtl/>
-            <w:cs/>
-            <w:lang w:val="ar_AE" w:bidi="ar_AE"/>
-          </w:rPr>
-          <w:rPr>
-            <w:color w:val="0000EE"/>
-            <w:u w:val="single"/>
-          </w:rPr>
-          <w:t>أفسس 5:22–25</w:t>
-        </w:r>
-      </w:hyperlink>
+      <w:r>
+        <w:rPr>
+          <w:rtl/>
+          <w:cs/>
+          <w:lang w:val="ar_AE" w:bidi="ar_AE"/>
+        </w:rPr>
+        <w:t>أفسس 5:22–25</w:t>
+      </w:r>
       <w:r>
         <w:rPr>
           <w:rtl/>
@@ -5184,20 +4650,14 @@
         </w:rPr>
         <w:t xml:space="preserve">). كان الخضوع في العالم القديم يتخذ شكل الطاعة (انظر </w:t>
       </w:r>
-      <w:hyperlink r:id="rId97">
-        <w:r>
-          <w:rPr>
-            <w:rtl/>
-            <w:cs/>
-            <w:lang w:val="ar_AE" w:bidi="ar_AE"/>
-          </w:rPr>
-          <w:rPr>
-            <w:color w:val="0000EE"/>
-            <w:u w:val="single"/>
-          </w:rPr>
-          <w:t>1 بطرس 3:6</w:t>
-        </w:r>
-      </w:hyperlink>
+      <w:r>
+        <w:rPr>
+          <w:rtl/>
+          <w:cs/>
+          <w:lang w:val="ar_AE" w:bidi="ar_AE"/>
+        </w:rPr>
+        <w:t>1 بطرس 3:6</w:t>
+      </w:r>
       <w:r>
         <w:rPr>
           <w:rtl/>
@@ -5206,20 +4666,14 @@
         </w:rPr>
         <w:t>). كما أن الله يريد أن يكون الزوج رأسًا محبًا ومحترِمًا (</w:t>
       </w:r>
-      <w:hyperlink r:id="rId98">
-        <w:r>
-          <w:rPr>
-            <w:rtl/>
-            <w:cs/>
-            <w:lang w:val="ar_AE" w:bidi="ar_AE"/>
-          </w:rPr>
-          <w:rPr>
-            <w:color w:val="0000EE"/>
-            <w:u w:val="single"/>
-          </w:rPr>
-          <w:t>3:7</w:t>
-        </w:r>
-      </w:hyperlink>
+      <w:r>
+        <w:rPr>
+          <w:rtl/>
+          <w:cs/>
+          <w:lang w:val="ar_AE" w:bidi="ar_AE"/>
+        </w:rPr>
+        <w:t>3:7</w:t>
+      </w:r>
       <w:r>
         <w:rPr>
           <w:rtl/>
@@ -5228,20 +4682,14 @@
         </w:rPr>
         <w:t xml:space="preserve">; انظر </w:t>
       </w:r>
-      <w:hyperlink r:id="rId99">
-        <w:r>
-          <w:rPr>
-            <w:rtl/>
-            <w:cs/>
-            <w:lang w:val="ar_AE" w:bidi="ar_AE"/>
-          </w:rPr>
-          <w:rPr>
-            <w:color w:val="0000EE"/>
-            <w:u w:val="single"/>
-          </w:rPr>
-          <w:t>أفسس 5:25–30</w:t>
-        </w:r>
-      </w:hyperlink>
+      <w:r>
+        <w:rPr>
+          <w:rtl/>
+          <w:cs/>
+          <w:lang w:val="ar_AE" w:bidi="ar_AE"/>
+        </w:rPr>
+        <w:t>أفسس 5:25–30</w:t>
+      </w:r>
       <w:r>
         <w:rPr>
           <w:rtl/>
@@ -5317,20 +4765,14 @@
         </w:rPr>
         <w:t>تتعلق التوجيهات الثلاثة الأخيرة لبطرس بشأن قبول السلطة (</w:t>
       </w:r>
-      <w:hyperlink r:id="rId100">
-        <w:r>
-          <w:rPr>
-            <w:rtl/>
-            <w:cs/>
-            <w:lang w:val="ar_AE" w:bidi="ar_AE"/>
-          </w:rPr>
-          <w:rPr>
-            <w:color w:val="0000EE"/>
-            <w:u w:val="single"/>
-          </w:rPr>
-          <w:t>2:13–3:7</w:t>
-        </w:r>
-      </w:hyperlink>
+      <w:r>
+        <w:rPr>
+          <w:rtl/>
+          <w:cs/>
+          <w:lang w:val="ar_AE" w:bidi="ar_AE"/>
+        </w:rPr>
+        <w:t>2:13–3:7</w:t>
+      </w:r>
       <w:r>
         <w:rPr>
           <w:rtl/>
@@ -5339,20 +4781,14 @@
         </w:rPr>
         <w:t xml:space="preserve">) بالزوجات والأزواج (انظر </w:t>
       </w:r>
-      <w:hyperlink r:id="rId101">
-        <w:r>
-          <w:rPr>
-            <w:rtl/>
-            <w:cs/>
-            <w:lang w:val="ar_AE" w:bidi="ar_AE"/>
-          </w:rPr>
-          <w:rPr>
-            <w:color w:val="0000EE"/>
-            <w:u w:val="single"/>
-          </w:rPr>
-          <w:t>أفسس 5:21–33</w:t>
-        </w:r>
-      </w:hyperlink>
+      <w:r>
+        <w:rPr>
+          <w:rtl/>
+          <w:cs/>
+          <w:lang w:val="ar_AE" w:bidi="ar_AE"/>
+        </w:rPr>
+        <w:t>أفسس 5:21–33</w:t>
+      </w:r>
       <w:r>
         <w:rPr>
           <w:rtl/>
@@ -5361,20 +4797,14 @@
         </w:rPr>
         <w:t xml:space="preserve">؛ </w:t>
       </w:r>
-      <w:hyperlink r:id="rId102">
-        <w:r>
-          <w:rPr>
-            <w:rtl/>
-            <w:cs/>
-            <w:lang w:val="ar_AE" w:bidi="ar_AE"/>
-          </w:rPr>
-          <w:rPr>
-            <w:color w:val="0000EE"/>
-            <w:u w:val="single"/>
-          </w:rPr>
-          <w:t>كولوسي 3:18–19</w:t>
-        </w:r>
-      </w:hyperlink>
+      <w:r>
+        <w:rPr>
+          <w:rtl/>
+          <w:cs/>
+          <w:lang w:val="ar_AE" w:bidi="ar_AE"/>
+        </w:rPr>
+        <w:t>كولوسي 3:18–19</w:t>
+      </w:r>
       <w:r>
         <w:rPr>
           <w:rtl/>
@@ -5450,20 +4880,14 @@
         </w:rPr>
         <w:t xml:space="preserve">ضَفْر الشَّعْر وَالتَّحَلِّي بِالذَّهَبِ وَلِبْس الثِّيَابِ: لقد تم تفسير بطرس أحيانًا كما لو أنه يدين أي شكل من أشكال الزينة النسائية، لكن هذا ليس هدفه. بدلًا من ذلك، هو يؤكد على أن ما يلفت النظر إلى النساء المسيحيات يجب ألا يكون الثياب الجميلة أو المجوهرات بل زِينَةَ الرُّوحِ الْوَدِيعِ الْهَادِئِ. انظر أيضًا </w:t>
       </w:r>
-      <w:hyperlink r:id="rId103">
-        <w:r>
-          <w:rPr>
-            <w:rtl/>
-            <w:cs/>
-            <w:lang w:val="ar_AE" w:bidi="ar_AE"/>
-          </w:rPr>
-          <w:rPr>
-            <w:color w:val="0000EE"/>
-            <w:u w:val="single"/>
-          </w:rPr>
-          <w:t>1 تيموثاوس 2:9–10</w:t>
-        </w:r>
-      </w:hyperlink>
+      <w:r>
+        <w:rPr>
+          <w:rtl/>
+          <w:cs/>
+          <w:lang w:val="ar_AE" w:bidi="ar_AE"/>
+        </w:rPr>
+        <w:t>1 تيموثاوس 2:9–10</w:t>
+      </w:r>
       <w:r>
         <w:rPr>
           <w:rtl/>
@@ -5539,20 +4963,14 @@
         </w:rPr>
         <w:t xml:space="preserve">دَاعِيَةً إِيَّاهُ سَيِّدَهَا: انظر </w:t>
       </w:r>
-      <w:hyperlink r:id="rId104">
-        <w:r>
-          <w:rPr>
-            <w:rtl/>
-            <w:cs/>
-            <w:lang w:val="ar_AE" w:bidi="ar_AE"/>
-          </w:rPr>
-          <w:rPr>
-            <w:color w:val="0000EE"/>
-            <w:u w:val="single"/>
-          </w:rPr>
-          <w:t>تكوين 18:12</w:t>
-        </w:r>
-      </w:hyperlink>
+      <w:r>
+        <w:rPr>
+          <w:rtl/>
+          <w:cs/>
+          <w:lang w:val="ar_AE" w:bidi="ar_AE"/>
+        </w:rPr>
+        <w:t>تكوين 18:12</w:t>
+      </w:r>
       <w:r>
         <w:rPr>
           <w:rtl/>
@@ -5628,20 +5046,14 @@
         </w:rPr>
         <w:t>كَذلِكُمْ: مثل العبيد والنساء (</w:t>
       </w:r>
-      <w:hyperlink r:id="rId105">
-        <w:r>
-          <w:rPr>
-            <w:rtl/>
-            <w:cs/>
-            <w:lang w:val="ar_AE" w:bidi="ar_AE"/>
-          </w:rPr>
-          <w:rPr>
-            <w:color w:val="0000EE"/>
-            <w:u w:val="single"/>
-          </w:rPr>
-          <w:t>2:18–3:6</w:t>
-        </w:r>
-      </w:hyperlink>
+      <w:r>
+        <w:rPr>
+          <w:rtl/>
+          <w:cs/>
+          <w:lang w:val="ar_AE" w:bidi="ar_AE"/>
+        </w:rPr>
+        <w:t>2:18–3:6</w:t>
+      </w:r>
       <w:r>
         <w:rPr>
           <w:rtl/>
@@ -5650,20 +5062,14 @@
         </w:rPr>
         <w:t xml:space="preserve">)، لدى الأزواج أيضًا مسؤولية خاصة داخل الأسرة. • مَعَ الإِنَاءِ النِّسَائِيِّ كَالأَضْعَفِ: ربما كان بطرس يشير إلى القوة الجسدية للمرأة وربما وضعها الاجتماعي. نظرًا لأن النساء عادة ما يكن أضعف جسديًا من الرجال وغالبًا ما يكن أقل قدرة على نوال حقوقهن في ذلك المجتمع، وكان على الزوج واجب حماية زوجته ورعايتها. • كَالْوَارِثَاتِ أَيْضًا مَعَكُمْ نِعْمَةَ الْحَيَاةِ: قيادة الرجل تكون متزنة ومستنيرة من خلال المكانة المتساوية التي يتمتع بها الرجال والنساء أمام الله (انظر أيضًا </w:t>
       </w:r>
-      <w:hyperlink r:id="rId106">
-        <w:r>
-          <w:rPr>
-            <w:rtl/>
-            <w:cs/>
-            <w:lang w:val="ar_AE" w:bidi="ar_AE"/>
-          </w:rPr>
-          <w:rPr>
-            <w:color w:val="0000EE"/>
-            <w:u w:val="single"/>
-          </w:rPr>
-          <w:t>غلاطية 3:26–29</w:t>
-        </w:r>
-      </w:hyperlink>
+      <w:r>
+        <w:rPr>
+          <w:rtl/>
+          <w:cs/>
+          <w:lang w:val="ar_AE" w:bidi="ar_AE"/>
+        </w:rPr>
+        <w:t>غلاطية 3:26–29</w:t>
+      </w:r>
       <w:r>
         <w:rPr>
           <w:rtl/>
@@ -5672,20 +5078,14 @@
         </w:rPr>
         <w:t xml:space="preserve">). • تُعاق صلاة الزوج إذا لم يمنح زوجته كرامة أفضل (قارن </w:t>
       </w:r>
-      <w:hyperlink r:id="rId107">
-        <w:r>
-          <w:rPr>
-            <w:rtl/>
-            <w:cs/>
-            <w:lang w:val="ar_AE" w:bidi="ar_AE"/>
-          </w:rPr>
-          <w:rPr>
-            <w:color w:val="0000EE"/>
-            <w:u w:val="single"/>
-          </w:rPr>
-          <w:t>يعقوب 4:3</w:t>
-        </w:r>
-      </w:hyperlink>
+      <w:r>
+        <w:rPr>
+          <w:rtl/>
+          <w:cs/>
+          <w:lang w:val="ar_AE" w:bidi="ar_AE"/>
+        </w:rPr>
+        <w:t>يعقوب 4:3</w:t>
+      </w:r>
       <w:r>
         <w:rPr>
           <w:rtl/>
@@ -5761,20 +5161,14 @@
         </w:rPr>
         <w:t>وَالنِّهَايَةُ: هذا هو الجزء الأخير في سلسلة من تحريضات تخص فئات مختلفة (</w:t>
       </w:r>
-      <w:hyperlink r:id="rId108">
-        <w:r>
-          <w:rPr>
-            <w:rtl/>
-            <w:cs/>
-            <w:lang w:val="ar_AE" w:bidi="ar_AE"/>
-          </w:rPr>
-          <w:rPr>
-            <w:color w:val="0000EE"/>
-            <w:u w:val="single"/>
-          </w:rPr>
-          <w:t>2:13–3:12</w:t>
-        </w:r>
-      </w:hyperlink>
+      <w:r>
+        <w:rPr>
+          <w:rtl/>
+          <w:cs/>
+          <w:lang w:val="ar_AE" w:bidi="ar_AE"/>
+        </w:rPr>
+        <w:t>2:13–3:12</w:t>
+      </w:r>
       <w:r>
         <w:rPr>
           <w:rtl/>
@@ -5783,20 +5177,14 @@
         </w:rPr>
         <w:t>). هنا، ينبغي لجميع المؤمنين أن يتعاملوا مع الآخرين - سواء كانوا مؤمنين (</w:t>
       </w:r>
-      <w:hyperlink r:id="rId109">
-        <w:r>
-          <w:rPr>
-            <w:rtl/>
-            <w:cs/>
-            <w:lang w:val="ar_AE" w:bidi="ar_AE"/>
-          </w:rPr>
-          <w:rPr>
-            <w:color w:val="0000EE"/>
-            <w:u w:val="single"/>
-          </w:rPr>
-          <w:t>3:8</w:t>
-        </w:r>
-      </w:hyperlink>
+      <w:r>
+        <w:rPr>
+          <w:rtl/>
+          <w:cs/>
+          <w:lang w:val="ar_AE" w:bidi="ar_AE"/>
+        </w:rPr>
+        <w:t>3:8</w:t>
+      </w:r>
       <w:r>
         <w:rPr>
           <w:rtl/>
@@ -5805,20 +5193,14 @@
         </w:rPr>
         <w:t>) أو غير مؤمنين (</w:t>
       </w:r>
-      <w:hyperlink r:id="rId110">
-        <w:r>
-          <w:rPr>
-            <w:rtl/>
-            <w:cs/>
-            <w:lang w:val="ar_AE" w:bidi="ar_AE"/>
-          </w:rPr>
-          <w:rPr>
-            <w:color w:val="0000EE"/>
-            <w:u w:val="single"/>
-          </w:rPr>
-          <w:t>3:9–12</w:t>
-        </w:r>
-      </w:hyperlink>
+      <w:r>
+        <w:rPr>
+          <w:rtl/>
+          <w:cs/>
+          <w:lang w:val="ar_AE" w:bidi="ar_AE"/>
+        </w:rPr>
+        <w:t>3:9–12</w:t>
+      </w:r>
       <w:r>
         <w:rPr>
           <w:rtl/>
@@ -5961,20 +5343,14 @@
         </w:rPr>
         <w:t xml:space="preserve">يؤكد بطرس العلاقة بين السلوك والبركة عن طريق اقتباس </w:t>
       </w:r>
-      <w:hyperlink r:id="rId111">
-        <w:r>
-          <w:rPr>
-            <w:rtl/>
-            <w:cs/>
-            <w:lang w:val="ar_AE" w:bidi="ar_AE"/>
-          </w:rPr>
-          <w:rPr>
-            <w:color w:val="0000EE"/>
-            <w:u w:val="single"/>
-          </w:rPr>
-          <w:t>مزمور 34:12–16</w:t>
-        </w:r>
-      </w:hyperlink>
+      <w:r>
+        <w:rPr>
+          <w:rtl/>
+          <w:cs/>
+          <w:lang w:val="ar_AE" w:bidi="ar_AE"/>
+        </w:rPr>
+        <w:t>مزمور 34:12–16</w:t>
+      </w:r>
       <w:r>
         <w:rPr>
           <w:rtl/>
@@ -5983,20 +5359,14 @@
         </w:rPr>
         <w:t xml:space="preserve">. هذا المزمور له أهمية في التعليم المسيحي المبكر (انظر أيضًا </w:t>
       </w:r>
-      <w:hyperlink r:id="rId112">
-        <w:r>
-          <w:rPr>
-            <w:rtl/>
-            <w:cs/>
-            <w:lang w:val="ar_AE" w:bidi="ar_AE"/>
-          </w:rPr>
-          <w:rPr>
-            <w:color w:val="0000EE"/>
-            <w:u w:val="single"/>
-          </w:rPr>
-          <w:t>1 بطرس 2:3</w:t>
-        </w:r>
-      </w:hyperlink>
+      <w:r>
+        <w:rPr>
+          <w:rtl/>
+          <w:cs/>
+          <w:lang w:val="ar_AE" w:bidi="ar_AE"/>
+        </w:rPr>
+        <w:t>1 بطرس 2:3</w:t>
+      </w:r>
       <w:r>
         <w:rPr>
           <w:rtl/>
@@ -6005,20 +5375,14 @@
         </w:rPr>
         <w:t xml:space="preserve">; </w:t>
       </w:r>
-      <w:hyperlink r:id="rId113">
-        <w:r>
-          <w:rPr>
-            <w:rtl/>
-            <w:cs/>
-            <w:lang w:val="ar_AE" w:bidi="ar_AE"/>
-          </w:rPr>
-          <w:rPr>
-            <w:color w:val="0000EE"/>
-            <w:u w:val="single"/>
-          </w:rPr>
-          <w:t>عبرانيين 12:14</w:t>
-        </w:r>
-      </w:hyperlink>
+      <w:r>
+        <w:rPr>
+          <w:rtl/>
+          <w:cs/>
+          <w:lang w:val="ar_AE" w:bidi="ar_AE"/>
+        </w:rPr>
+        <w:t>عبرانيين 12:14</w:t>
+      </w:r>
       <w:r>
         <w:rPr>
           <w:rtl/>
@@ -6094,20 +5458,14 @@
         </w:rPr>
         <w:t>بشكل عام، لا يرغب أحد في إيذاء شخص يفعل الخير، ولكن في بعض الأحيان يعاني المسيحيون حتى عندما يفعلون الخير (</w:t>
       </w:r>
-      <w:hyperlink r:id="rId114">
-        <w:r>
-          <w:rPr>
-            <w:rtl/>
-            <w:cs/>
-            <w:lang w:val="ar_AE" w:bidi="ar_AE"/>
-          </w:rPr>
-          <w:rPr>
-            <w:color w:val="0000EE"/>
-            <w:u w:val="single"/>
-          </w:rPr>
-          <w:t>3:14</w:t>
-        </w:r>
-      </w:hyperlink>
+      <w:r>
+        <w:rPr>
+          <w:rtl/>
+          <w:cs/>
+          <w:lang w:val="ar_AE" w:bidi="ar_AE"/>
+        </w:rPr>
+        <w:t>3:14</w:t>
+      </w:r>
       <w:r>
         <w:rPr>
           <w:rtl/>
@@ -6116,20 +5474,14 @@
         </w:rPr>
         <w:t xml:space="preserve">; انظر </w:t>
       </w:r>
-      <w:hyperlink r:id="rId115">
-        <w:r>
-          <w:rPr>
-            <w:rtl/>
-            <w:cs/>
-            <w:lang w:val="ar_AE" w:bidi="ar_AE"/>
-          </w:rPr>
-          <w:rPr>
-            <w:color w:val="0000EE"/>
-            <w:u w:val="single"/>
-          </w:rPr>
-          <w:t>1:6</w:t>
-        </w:r>
-      </w:hyperlink>
+      <w:r>
+        <w:rPr>
+          <w:rtl/>
+          <w:cs/>
+          <w:lang w:val="ar_AE" w:bidi="ar_AE"/>
+        </w:rPr>
+        <w:t>1:6</w:t>
+      </w:r>
       <w:r>
         <w:rPr>
           <w:rtl/>
@@ -6138,20 +5490,14 @@
         </w:rPr>
         <w:t xml:space="preserve">; </w:t>
       </w:r>
-      <w:hyperlink r:id="rId116">
-        <w:r>
-          <w:rPr>
-            <w:rtl/>
-            <w:cs/>
-            <w:lang w:val="ar_AE" w:bidi="ar_AE"/>
-          </w:rPr>
-          <w:rPr>
-            <w:color w:val="0000EE"/>
-            <w:u w:val="single"/>
-          </w:rPr>
-          <w:t>4:12–19</w:t>
-        </w:r>
-      </w:hyperlink>
+      <w:r>
+        <w:rPr>
+          <w:rtl/>
+          <w:cs/>
+          <w:lang w:val="ar_AE" w:bidi="ar_AE"/>
+        </w:rPr>
+        <w:t>4:12–19</w:t>
+      </w:r>
       <w:r>
         <w:rPr>
           <w:rtl/>
@@ -6227,20 +5573,14 @@
         </w:rPr>
         <w:t>تؤكد هذه الفقرة القصيرة على الاستجابة المسيحية للألم من خلال اتِّبَاع مثال المسيح (</w:t>
       </w:r>
-      <w:hyperlink r:id="rId117">
-        <w:r>
-          <w:rPr>
-            <w:rtl/>
-            <w:cs/>
-            <w:lang w:val="ar_AE" w:bidi="ar_AE"/>
-          </w:rPr>
-          <w:rPr>
-            <w:color w:val="0000EE"/>
-            <w:u w:val="single"/>
-          </w:rPr>
-          <w:t>3:18</w:t>
-        </w:r>
-      </w:hyperlink>
+      <w:r>
+        <w:rPr>
+          <w:rtl/>
+          <w:cs/>
+          <w:lang w:val="ar_AE" w:bidi="ar_AE"/>
+        </w:rPr>
+        <w:t>3:18</w:t>
+      </w:r>
       <w:r>
         <w:rPr>
           <w:rtl/>
@@ -6316,20 +5656,14 @@
         </w:rPr>
         <w:t xml:space="preserve">وَأَمَّا خَوْفَهُمْ فَلاَ تَخَافُوهُ: انظر </w:t>
       </w:r>
-      <w:hyperlink r:id="rId118">
-        <w:r>
-          <w:rPr>
-            <w:rtl/>
-            <w:cs/>
-            <w:lang w:val="ar_AE" w:bidi="ar_AE"/>
-          </w:rPr>
-          <w:rPr>
-            <w:color w:val="0000EE"/>
-            <w:u w:val="single"/>
-          </w:rPr>
-          <w:t>إشعياء 8:13</w:t>
-        </w:r>
-      </w:hyperlink>
+      <w:r>
+        <w:rPr>
+          <w:rtl/>
+          <w:cs/>
+          <w:lang w:val="ar_AE" w:bidi="ar_AE"/>
+        </w:rPr>
+        <w:t>إشعياء 8:13</w:t>
+      </w:r>
       <w:r>
         <w:rPr>
           <w:rtl/>
@@ -6473,20 +5807,14 @@
         </w:rPr>
         <w:t xml:space="preserve"> (مثلًا، </w:t>
       </w:r>
-      <w:hyperlink r:id="rId119">
-        <w:r>
-          <w:rPr>
-            <w:rtl/>
-            <w:cs/>
-            <w:lang w:val="ar_AE" w:bidi="ar_AE"/>
-          </w:rPr>
-          <w:rPr>
-            <w:color w:val="0000EE"/>
-            <w:u w:val="single"/>
-          </w:rPr>
-          <w:t>رومية 7:5–6</w:t>
-        </w:r>
-      </w:hyperlink>
+      <w:r>
+        <w:rPr>
+          <w:rtl/>
+          <w:cs/>
+          <w:lang w:val="ar_AE" w:bidi="ar_AE"/>
+        </w:rPr>
+        <w:t>رومية 7:5–6</w:t>
+      </w:r>
       <w:r>
         <w:rPr>
           <w:rtl/>
@@ -6495,20 +5823,14 @@
         </w:rPr>
         <w:t xml:space="preserve">؛ </w:t>
       </w:r>
-      <w:hyperlink r:id="rId120">
-        <w:r>
-          <w:rPr>
-            <w:rtl/>
-            <w:cs/>
-            <w:lang w:val="ar_AE" w:bidi="ar_AE"/>
-          </w:rPr>
-          <w:rPr>
-            <w:color w:val="0000EE"/>
-            <w:u w:val="single"/>
-          </w:rPr>
-          <w:t>8:2–11</w:t>
-        </w:r>
-      </w:hyperlink>
+      <w:r>
+        <w:rPr>
+          <w:rtl/>
+          <w:cs/>
+          <w:lang w:val="ar_AE" w:bidi="ar_AE"/>
+        </w:rPr>
+        <w:t>8:2–11</w:t>
+      </w:r>
       <w:r>
         <w:rPr>
           <w:rtl/>
@@ -6601,20 +5923,14 @@
         </w:rPr>
         <w:t xml:space="preserve">كما في </w:t>
       </w:r>
-      <w:hyperlink r:id="rId121">
-        <w:r>
-          <w:rPr>
-            <w:rtl/>
-            <w:cs/>
-            <w:lang w:val="ar_AE" w:bidi="ar_AE"/>
-          </w:rPr>
-          <w:rPr>
-            <w:color w:val="0000EE"/>
-            <w:u w:val="single"/>
-          </w:rPr>
-          <w:t>2:21–25</w:t>
-        </w:r>
-      </w:hyperlink>
+      <w:r>
+        <w:rPr>
+          <w:rtl/>
+          <w:cs/>
+          <w:lang w:val="ar_AE" w:bidi="ar_AE"/>
+        </w:rPr>
+        <w:t>2:21–25</w:t>
+      </w:r>
       <w:r>
         <w:rPr>
           <w:rtl/>
@@ -6623,20 +5939,14 @@
         </w:rPr>
         <w:t>، يناشد بطرس مرة أخرى من خلال المسيح، الذي تألم وهو بار، ليكون مثالًا للمؤمنين الذين يواجهون الاضطهاد (</w:t>
       </w:r>
-      <w:hyperlink r:id="rId122">
-        <w:r>
-          <w:rPr>
-            <w:rtl/>
-            <w:cs/>
-            <w:lang w:val="ar_AE" w:bidi="ar_AE"/>
-          </w:rPr>
-          <w:rPr>
-            <w:color w:val="0000EE"/>
-            <w:u w:val="single"/>
-          </w:rPr>
-          <w:t>3:13–17</w:t>
-        </w:r>
-      </w:hyperlink>
+      <w:r>
+        <w:rPr>
+          <w:rtl/>
+          <w:cs/>
+          <w:lang w:val="ar_AE" w:bidi="ar_AE"/>
+        </w:rPr>
+        <w:t>3:13–17</w:t>
+      </w:r>
       <w:r>
         <w:rPr>
           <w:rtl/>
@@ -6729,20 +6039,14 @@
         </w:rPr>
         <w:t xml:space="preserve"> ليس الأكثر احتمالًا. (2) تفسير ثانٍ يرى </w:t>
       </w:r>
-      <w:hyperlink r:id="rId123">
-        <w:r>
-          <w:rPr>
-            <w:rtl/>
-            <w:cs/>
-            <w:lang w:val="ar_AE" w:bidi="ar_AE"/>
-          </w:rPr>
-          <w:rPr>
-            <w:color w:val="0000EE"/>
-            <w:u w:val="single"/>
-          </w:rPr>
-          <w:t>3:19–20</w:t>
-        </w:r>
-      </w:hyperlink>
+      <w:r>
+        <w:rPr>
+          <w:rtl/>
+          <w:cs/>
+          <w:lang w:val="ar_AE" w:bidi="ar_AE"/>
+        </w:rPr>
+        <w:t>3:19–20</w:t>
+      </w:r>
       <w:r>
         <w:rPr>
           <w:rtl/>
@@ -6751,20 +6055,14 @@
         </w:rPr>
         <w:t xml:space="preserve"> على أنه يصف تبشير المسيح من خلال نوح للأشخاص الذين هم الآن أرواح في السجن. هذا التفسير يتوافق مع </w:t>
       </w:r>
-      <w:hyperlink r:id="rId124">
-        <w:r>
-          <w:rPr>
-            <w:rtl/>
-            <w:cs/>
-            <w:lang w:val="ar_AE" w:bidi="ar_AE"/>
-          </w:rPr>
-          <w:rPr>
-            <w:color w:val="0000EE"/>
-            <w:u w:val="single"/>
-          </w:rPr>
-          <w:t>3:20</w:t>
-        </w:r>
-      </w:hyperlink>
+      <w:r>
+        <w:rPr>
+          <w:rtl/>
+          <w:cs/>
+          <w:lang w:val="ar_AE" w:bidi="ar_AE"/>
+        </w:rPr>
+        <w:t>3:20</w:t>
+      </w:r>
       <w:r>
         <w:rPr>
           <w:rtl/>
@@ -6773,20 +6071,14 @@
         </w:rPr>
         <w:t xml:space="preserve"> لكنه لا يتناسب جيدًا مع مناقشة موت وقيامة المسيح (</w:t>
       </w:r>
-      <w:hyperlink r:id="rId117">
-        <w:r>
-          <w:rPr>
-            <w:rtl/>
-            <w:cs/>
-            <w:lang w:val="ar_AE" w:bidi="ar_AE"/>
-          </w:rPr>
-          <w:rPr>
-            <w:color w:val="0000EE"/>
-            <w:u w:val="single"/>
-          </w:rPr>
-          <w:t>3:18</w:t>
-        </w:r>
-      </w:hyperlink>
+      <w:r>
+        <w:rPr>
+          <w:rtl/>
+          <w:cs/>
+          <w:lang w:val="ar_AE" w:bidi="ar_AE"/>
+        </w:rPr>
+        <w:t>3:18</w:t>
+      </w:r>
       <w:r>
         <w:rPr>
           <w:rtl/>
@@ -6812,20 +6104,14 @@
         </w:rPr>
         <w:t xml:space="preserve"> هي كائنات روحية شريرة. التقليد اليهودي، استنادًا إلى </w:t>
       </w:r>
-      <w:hyperlink r:id="rId125">
-        <w:r>
-          <w:rPr>
-            <w:rtl/>
-            <w:cs/>
-            <w:lang w:val="ar_AE" w:bidi="ar_AE"/>
-          </w:rPr>
-          <w:rPr>
-            <w:color w:val="0000EE"/>
-            <w:u w:val="single"/>
-          </w:rPr>
-          <w:t>تكوين 6:1–4</w:t>
-        </w:r>
-      </w:hyperlink>
+      <w:r>
+        <w:rPr>
+          <w:rtl/>
+          <w:cs/>
+          <w:lang w:val="ar_AE" w:bidi="ar_AE"/>
+        </w:rPr>
+        <w:t>تكوين 6:1–4</w:t>
+      </w:r>
       <w:r>
         <w:rPr>
           <w:rtl/>
@@ -6834,20 +6120,14 @@
         </w:rPr>
         <w:t xml:space="preserve">، يرى أن العديد من الملائكة سقطوا في زمن نوح (انظر أيضًا </w:t>
       </w:r>
-      <w:hyperlink r:id="rId126">
-        <w:r>
-          <w:rPr>
-            <w:rtl/>
-            <w:cs/>
-            <w:lang w:val="ar_AE" w:bidi="ar_AE"/>
-          </w:rPr>
-          <w:rPr>
-            <w:color w:val="0000EE"/>
-            <w:u w:val="single"/>
-          </w:rPr>
-          <w:t>يهوذا 1:6</w:t>
-        </w:r>
-      </w:hyperlink>
+      <w:r>
+        <w:rPr>
+          <w:rtl/>
+          <w:cs/>
+          <w:lang w:val="ar_AE" w:bidi="ar_AE"/>
+        </w:rPr>
+        <w:t>يهوذا 1:6</w:t>
+      </w:r>
       <w:r>
         <w:rPr>
           <w:rtl/>
@@ -6873,20 +6153,14 @@
         </w:rPr>
         <w:t xml:space="preserve"> 6–10). وفي هذه الحالة ستكون نقطة بطرس أن المسيح أعلن انتصاره على القوى الروحية الشريرة بعد قيامته (قارن </w:t>
       </w:r>
-      <w:hyperlink r:id="rId127">
-        <w:r>
-          <w:rPr>
-            <w:rtl/>
-            <w:cs/>
-            <w:lang w:val="ar_AE" w:bidi="ar_AE"/>
-          </w:rPr>
-          <w:rPr>
-            <w:color w:val="0000EE"/>
-            <w:u w:val="single"/>
-          </w:rPr>
-          <w:t>1 بطرس 3:22</w:t>
-        </w:r>
-      </w:hyperlink>
+      <w:r>
+        <w:rPr>
+          <w:rtl/>
+          <w:cs/>
+          <w:lang w:val="ar_AE" w:bidi="ar_AE"/>
+        </w:rPr>
+        <w:t>1 بطرس 3:22</w:t>
+      </w:r>
       <w:r>
         <w:rPr>
           <w:rtl/>
@@ -6962,20 +6236,14 @@
         </w:rPr>
         <w:t>ثمانية أشخاص فقط: وهم نوح وزوجته، وأبناؤه الثلاثة وزوجاتهم (</w:t>
       </w:r>
-      <w:hyperlink r:id="rId128">
-        <w:r>
-          <w:rPr>
-            <w:rtl/>
-            <w:cs/>
-            <w:lang w:val="ar_AE" w:bidi="ar_AE"/>
-          </w:rPr>
-          <w:rPr>
-            <w:color w:val="0000EE"/>
-            <w:u w:val="single"/>
-          </w:rPr>
-          <w:t>تكوين 6:18</w:t>
-        </w:r>
-      </w:hyperlink>
+      <w:r>
+        <w:rPr>
+          <w:rtl/>
+          <w:cs/>
+          <w:lang w:val="ar_AE" w:bidi="ar_AE"/>
+        </w:rPr>
+        <w:t>تكوين 6:18</w:t>
+      </w:r>
       <w:r>
         <w:rPr>
           <w:rtl/>
@@ -6984,20 +6252,14 @@
         </w:rPr>
         <w:t xml:space="preserve">؛ </w:t>
       </w:r>
-      <w:hyperlink r:id="rId129">
-        <w:r>
-          <w:rPr>
-            <w:rtl/>
-            <w:cs/>
-            <w:lang w:val="ar_AE" w:bidi="ar_AE"/>
-          </w:rPr>
-          <w:rPr>
-            <w:color w:val="0000EE"/>
-            <w:u w:val="single"/>
-          </w:rPr>
-          <w:t>8:18</w:t>
-        </w:r>
-      </w:hyperlink>
+      <w:r>
+        <w:rPr>
+          <w:rtl/>
+          <w:cs/>
+          <w:lang w:val="ar_AE" w:bidi="ar_AE"/>
+        </w:rPr>
+        <w:t>8:18</w:t>
+      </w:r>
       <w:r>
         <w:rPr>
           <w:rtl/>
@@ -7191,20 +6453,14 @@
         </w:rPr>
         <w:t xml:space="preserve">وَمَلاَئِكَةٌ وَسَلاَطِينُ وَقُوَّاتٌ مُخْضَعَةٌ لَهُ: في العالم القديم، كان يُعتقد على نطاق واسع أن الكائنات الروحية تؤثر بشكل مباشر على مسار الأحداث على الأرض. كان على المؤمنين أن يتذكروا أن المسيح قد حقق بالفعل انتصاره على هذه القوى الروحية. وهذا يعني أننا لسنا بحاجة للخوف حتى من العالم الروحي (قارن </w:t>
       </w:r>
-      <w:hyperlink r:id="rId114">
-        <w:r>
-          <w:rPr>
-            <w:rtl/>
-            <w:cs/>
-            <w:lang w:val="ar_AE" w:bidi="ar_AE"/>
-          </w:rPr>
-          <w:rPr>
-            <w:color w:val="0000EE"/>
-            <w:u w:val="single"/>
-          </w:rPr>
-          <w:t>3:14</w:t>
-        </w:r>
-      </w:hyperlink>
+      <w:r>
+        <w:rPr>
+          <w:rtl/>
+          <w:cs/>
+          <w:lang w:val="ar_AE" w:bidi="ar_AE"/>
+        </w:rPr>
+        <w:t>3:14</w:t>
+      </w:r>
       <w:r>
         <w:rPr>
           <w:rtl/>
@@ -7280,20 +6536,14 @@
         </w:rPr>
         <w:t xml:space="preserve">فَإِذْ قَدْ تَأَلَّمَ الْمَسِيحُ لأَجْلِنَا بِالْجَسَدِ: فقد قدم بطرس هذه الفكرة في </w:t>
       </w:r>
-      <w:hyperlink r:id="rId117">
-        <w:r>
-          <w:rPr>
-            <w:rtl/>
-            <w:cs/>
-            <w:lang w:val="ar_AE" w:bidi="ar_AE"/>
-          </w:rPr>
-          <w:rPr>
-            <w:color w:val="0000EE"/>
-            <w:u w:val="single"/>
-          </w:rPr>
-          <w:t>3:18</w:t>
-        </w:r>
-      </w:hyperlink>
+      <w:r>
+        <w:rPr>
+          <w:rtl/>
+          <w:cs/>
+          <w:lang w:val="ar_AE" w:bidi="ar_AE"/>
+        </w:rPr>
+        <w:t>3:18</w:t>
+      </w:r>
       <w:r>
         <w:rPr>
           <w:rtl/>
@@ -7302,20 +6552,14 @@
         </w:rPr>
         <w:t xml:space="preserve">؛ وهو الآن يشير إلى أهميتها في الاختبار المسيحي. ففي آلامنا الجسدية، ينبغي أن نتبع موقف المسيح (انظر </w:t>
       </w:r>
-      <w:hyperlink r:id="rId130">
-        <w:r>
-          <w:rPr>
-            <w:rtl/>
-            <w:cs/>
-            <w:lang w:val="ar_AE" w:bidi="ar_AE"/>
-          </w:rPr>
-          <w:rPr>
-            <w:color w:val="0000EE"/>
-            <w:u w:val="single"/>
-          </w:rPr>
-          <w:t>2:21–24</w:t>
-        </w:r>
-      </w:hyperlink>
+      <w:r>
+        <w:rPr>
+          <w:rtl/>
+          <w:cs/>
+          <w:lang w:val="ar_AE" w:bidi="ar_AE"/>
+        </w:rPr>
+        <w:t>2:21–24</w:t>
+      </w:r>
       <w:r>
         <w:rPr>
           <w:rtl/>
@@ -7324,20 +6568,14 @@
         </w:rPr>
         <w:t xml:space="preserve">). آلامنا مع المسيح تظهر أننا قد اتحدنا معه (انظر </w:t>
       </w:r>
-      <w:hyperlink r:id="rId131">
-        <w:r>
-          <w:rPr>
-            <w:rtl/>
-            <w:cs/>
-            <w:lang w:val="ar_AE" w:bidi="ar_AE"/>
-          </w:rPr>
-          <w:rPr>
-            <w:color w:val="0000EE"/>
-            <w:u w:val="single"/>
-          </w:rPr>
-          <w:t>رومية 8:17</w:t>
-        </w:r>
-      </w:hyperlink>
+      <w:r>
+        <w:rPr>
+          <w:rtl/>
+          <w:cs/>
+          <w:lang w:val="ar_AE" w:bidi="ar_AE"/>
+        </w:rPr>
+        <w:t>رومية 8:17</w:t>
+      </w:r>
       <w:r>
         <w:rPr>
           <w:rtl/>
@@ -7346,20 +6584,14 @@
         </w:rPr>
         <w:t>). أولئك الذين يتحدون مع المسيح يختبرون النصرة على قوة الخطية التي انتصر هو عليها في الصليب (</w:t>
       </w:r>
-      <w:hyperlink r:id="rId132">
-        <w:r>
-          <w:rPr>
-            <w:rtl/>
-            <w:cs/>
-            <w:lang w:val="ar_AE" w:bidi="ar_AE"/>
-          </w:rPr>
-          <w:rPr>
-            <w:color w:val="0000EE"/>
-            <w:u w:val="single"/>
-          </w:rPr>
-          <w:t>رومية 6:1–10</w:t>
-        </w:r>
-      </w:hyperlink>
+      <w:r>
+        <w:rPr>
+          <w:rtl/>
+          <w:cs/>
+          <w:lang w:val="ar_AE" w:bidi="ar_AE"/>
+        </w:rPr>
+        <w:t>رومية 6:1–10</w:t>
+      </w:r>
       <w:r>
         <w:rPr>
           <w:rtl/>
@@ -7670,20 +6902,14 @@
         </w:rPr>
         <w:t xml:space="preserve">وَإِنَّمَا نِهَايَةُ كُلِّ شَيْءٍ قَدِ اقْتَرَبَتْ: مع مجيء المسيح، بدأت "الأيام الأخيرة" التي تنبأ بها أنبياء العهد القديم (انظر </w:t>
       </w:r>
-      <w:hyperlink r:id="rId133">
-        <w:r>
-          <w:rPr>
-            <w:rtl/>
-            <w:cs/>
-            <w:lang w:val="ar_AE" w:bidi="ar_AE"/>
-          </w:rPr>
-          <w:rPr>
-            <w:color w:val="0000EE"/>
-            <w:u w:val="single"/>
-          </w:rPr>
-          <w:t>1:10–12</w:t>
-        </w:r>
-      </w:hyperlink>
+      <w:r>
+        <w:rPr>
+          <w:rtl/>
+          <w:cs/>
+          <w:lang w:val="ar_AE" w:bidi="ar_AE"/>
+        </w:rPr>
+        <w:t>1:10–12</w:t>
+      </w:r>
       <w:r>
         <w:rPr>
           <w:rtl/>
@@ -7726,20 +6952,14 @@
         </w:rPr>
         <w:t xml:space="preserve"> في أي لحظة؛ لذلك، ينبغي للمؤمنين أن يكونوا دائمًا على استعداد لها (انظر أيضًا </w:t>
       </w:r>
-      <w:hyperlink r:id="rId134">
-        <w:r>
-          <w:rPr>
-            <w:rtl/>
-            <w:cs/>
-            <w:lang w:val="ar_AE" w:bidi="ar_AE"/>
-          </w:rPr>
-          <w:rPr>
-            <w:color w:val="0000EE"/>
-            <w:u w:val="single"/>
-          </w:rPr>
-          <w:t>فيلبي 4:5</w:t>
-        </w:r>
-      </w:hyperlink>
+      <w:r>
+        <w:rPr>
+          <w:rtl/>
+          <w:cs/>
+          <w:lang w:val="ar_AE" w:bidi="ar_AE"/>
+        </w:rPr>
+        <w:t>فيلبي 4:5</w:t>
+      </w:r>
       <w:r>
         <w:rPr>
           <w:rtl/>
@@ -7748,20 +6968,14 @@
         </w:rPr>
         <w:t xml:space="preserve">; </w:t>
       </w:r>
-      <w:hyperlink r:id="rId135">
-        <w:r>
-          <w:rPr>
-            <w:rtl/>
-            <w:cs/>
-            <w:lang w:val="ar_AE" w:bidi="ar_AE"/>
-          </w:rPr>
-          <w:rPr>
-            <w:color w:val="0000EE"/>
-            <w:u w:val="single"/>
-          </w:rPr>
-          <w:t>يعقوب 5:8</w:t>
-        </w:r>
-      </w:hyperlink>
+      <w:r>
+        <w:rPr>
+          <w:rtl/>
+          <w:cs/>
+          <w:lang w:val="ar_AE" w:bidi="ar_AE"/>
+        </w:rPr>
+        <w:t>يعقوب 5:8</w:t>
+      </w:r>
       <w:r>
         <w:rPr>
           <w:rtl/>
@@ -7770,20 +6984,14 @@
         </w:rPr>
         <w:t xml:space="preserve">; </w:t>
       </w:r>
-      <w:hyperlink r:id="rId136">
-        <w:r>
-          <w:rPr>
-            <w:rtl/>
-            <w:cs/>
-            <w:lang w:val="ar_AE" w:bidi="ar_AE"/>
-          </w:rPr>
-          <w:rPr>
-            <w:color w:val="0000EE"/>
-            <w:u w:val="single"/>
-          </w:rPr>
-          <w:t>رؤيا 1:3</w:t>
-        </w:r>
-      </w:hyperlink>
+      <w:r>
+        <w:rPr>
+          <w:rtl/>
+          <w:cs/>
+          <w:lang w:val="ar_AE" w:bidi="ar_AE"/>
+        </w:rPr>
+        <w:t>رؤيا 1:3</w:t>
+      </w:r>
       <w:r>
         <w:rPr>
           <w:rtl/>
@@ -7792,20 +7000,14 @@
         </w:rPr>
         <w:t xml:space="preserve">; </w:t>
       </w:r>
-      <w:hyperlink r:id="rId137">
-        <w:r>
-          <w:rPr>
-            <w:rtl/>
-            <w:cs/>
-            <w:lang w:val="ar_AE" w:bidi="ar_AE"/>
-          </w:rPr>
-          <w:rPr>
-            <w:color w:val="0000EE"/>
-            <w:u w:val="single"/>
-          </w:rPr>
-          <w:t>22:10</w:t>
-        </w:r>
-      </w:hyperlink>
+      <w:r>
+        <w:rPr>
+          <w:rtl/>
+          <w:cs/>
+          <w:lang w:val="ar_AE" w:bidi="ar_AE"/>
+        </w:rPr>
+        <w:t>22:10</w:t>
+      </w:r>
       <w:r>
         <w:rPr>
           <w:rtl/>
@@ -7881,20 +7083,14 @@
         </w:rPr>
         <w:t>بهذه الفقرة من التحريضات المتنوعة، يختتم بطرس القسم الثالث الرئيسي من الرسالة (</w:t>
       </w:r>
-      <w:hyperlink r:id="rId138">
-        <w:r>
-          <w:rPr>
-            <w:rtl/>
-            <w:cs/>
-            <w:lang w:val="ar_AE" w:bidi="ar_AE"/>
-          </w:rPr>
-          <w:rPr>
-            <w:color w:val="0000EE"/>
-            <w:u w:val="single"/>
-          </w:rPr>
-          <w:t>3:13–4:11</w:t>
-        </w:r>
-      </w:hyperlink>
+      <w:r>
+        <w:rPr>
+          <w:rtl/>
+          <w:cs/>
+          <w:lang w:val="ar_AE" w:bidi="ar_AE"/>
+        </w:rPr>
+        <w:t>3:13–4:11</w:t>
+      </w:r>
       <w:r>
         <w:rPr>
           <w:rtl/>
@@ -7970,20 +7166,14 @@
         </w:rPr>
         <w:t xml:space="preserve">المحبة بطبيعتها تستر الخطايا التي يرتكبها الآخرون ضدنا (انظر </w:t>
       </w:r>
-      <w:hyperlink r:id="rId139">
-        <w:r>
-          <w:rPr>
-            <w:rtl/>
-            <w:cs/>
-            <w:lang w:val="ar_AE" w:bidi="ar_AE"/>
-          </w:rPr>
-          <w:rPr>
-            <w:color w:val="0000EE"/>
-            <w:u w:val="single"/>
-          </w:rPr>
-          <w:t>أمثال 10:12</w:t>
-        </w:r>
-      </w:hyperlink>
+      <w:r>
+        <w:rPr>
+          <w:rtl/>
+          <w:cs/>
+          <w:lang w:val="ar_AE" w:bidi="ar_AE"/>
+        </w:rPr>
+        <w:t>أمثال 10:12</w:t>
+      </w:r>
       <w:r>
         <w:rPr>
           <w:rtl/>
@@ -7992,20 +7182,14 @@
         </w:rPr>
         <w:t xml:space="preserve">؛ </w:t>
       </w:r>
-      <w:hyperlink r:id="rId140">
-        <w:r>
-          <w:rPr>
-            <w:rtl/>
-            <w:cs/>
-            <w:lang w:val="ar_AE" w:bidi="ar_AE"/>
-          </w:rPr>
-          <w:rPr>
-            <w:color w:val="0000EE"/>
-            <w:u w:val="single"/>
-          </w:rPr>
-          <w:t>متى 18:21–22</w:t>
-        </w:r>
-      </w:hyperlink>
+      <w:r>
+        <w:rPr>
+          <w:rtl/>
+          <w:cs/>
+          <w:lang w:val="ar_AE" w:bidi="ar_AE"/>
+        </w:rPr>
+        <w:t>متى 18:21–22</w:t>
+      </w:r>
       <w:r>
         <w:rPr>
           <w:rtl/>
@@ -8014,20 +7198,14 @@
         </w:rPr>
         <w:t xml:space="preserve">؛ </w:t>
       </w:r>
-      <w:hyperlink r:id="rId141">
-        <w:r>
-          <w:rPr>
-            <w:rtl/>
-            <w:cs/>
-            <w:lang w:val="ar_AE" w:bidi="ar_AE"/>
-          </w:rPr>
-          <w:rPr>
-            <w:color w:val="0000EE"/>
-            <w:u w:val="single"/>
-          </w:rPr>
-          <w:t>1 كورنثوس 13:4–7</w:t>
-        </w:r>
-      </w:hyperlink>
+      <w:r>
+        <w:rPr>
+          <w:rtl/>
+          <w:cs/>
+          <w:lang w:val="ar_AE" w:bidi="ar_AE"/>
+        </w:rPr>
+        <w:t>1 كورنثوس 13:4–7</w:t>
+      </w:r>
       <w:r>
         <w:rPr>
           <w:rtl/>
@@ -8036,20 +7214,14 @@
         </w:rPr>
         <w:t xml:space="preserve">). قد يقصد بطرس أيضًا أن موقفنا المحب، الذي يعكس علاقتنا بالمسيح، يغطي خطايانا الخاصة ويساهم في غفرانها (انظر </w:t>
       </w:r>
-      <w:hyperlink r:id="rId142">
-        <w:r>
-          <w:rPr>
-            <w:rtl/>
-            <w:cs/>
-            <w:lang w:val="ar_AE" w:bidi="ar_AE"/>
-          </w:rPr>
-          <w:rPr>
-            <w:color w:val="0000EE"/>
-            <w:u w:val="single"/>
-          </w:rPr>
-          <w:t>لوقا 7:47</w:t>
-        </w:r>
-      </w:hyperlink>
+      <w:r>
+        <w:rPr>
+          <w:rtl/>
+          <w:cs/>
+          <w:lang w:val="ar_AE" w:bidi="ar_AE"/>
+        </w:rPr>
+        <w:t>لوقا 7:47</w:t>
+      </w:r>
       <w:r>
         <w:rPr>
           <w:rtl/>
@@ -8137,20 +7309,14 @@
         </w:rPr>
         <w:t xml:space="preserve">: يشير هذا إلى تنوع المواهب الروحية التي وهبها الله لأتباع يسوع. انظر </w:t>
       </w:r>
-      <w:hyperlink r:id="rId143">
-        <w:r>
-          <w:rPr>
-            <w:rtl/>
-            <w:cs/>
-            <w:lang w:val="ar_AE" w:bidi="ar_AE"/>
-          </w:rPr>
-          <w:rPr>
-            <w:color w:val="0000EE"/>
-            <w:u w:val="single"/>
-          </w:rPr>
-          <w:t>رومية 12:6–8</w:t>
-        </w:r>
-      </w:hyperlink>
+      <w:r>
+        <w:rPr>
+          <w:rtl/>
+          <w:cs/>
+          <w:lang w:val="ar_AE" w:bidi="ar_AE"/>
+        </w:rPr>
+        <w:t>رومية 12:6–8</w:t>
+      </w:r>
       <w:r>
         <w:rPr>
           <w:rtl/>
@@ -8159,20 +7325,14 @@
         </w:rPr>
         <w:t xml:space="preserve">؛ </w:t>
       </w:r>
-      <w:hyperlink r:id="rId144">
-        <w:r>
-          <w:rPr>
-            <w:rtl/>
-            <w:cs/>
-            <w:lang w:val="ar_AE" w:bidi="ar_AE"/>
-          </w:rPr>
-          <w:rPr>
-            <w:color w:val="0000EE"/>
-            <w:u w:val="single"/>
-          </w:rPr>
-          <w:t>كورنثوس الأولى 12:1–31</w:t>
-        </w:r>
-      </w:hyperlink>
+      <w:r>
+        <w:rPr>
+          <w:rtl/>
+          <w:cs/>
+          <w:lang w:val="ar_AE" w:bidi="ar_AE"/>
+        </w:rPr>
+        <w:t>كورنثوس الأولى 12:1–31</w:t>
+      </w:r>
       <w:r>
         <w:rPr>
           <w:rtl/>
@@ -8181,20 +7341,14 @@
         </w:rPr>
         <w:t xml:space="preserve">؛ </w:t>
       </w:r>
-      <w:hyperlink r:id="rId145">
-        <w:r>
-          <w:rPr>
-            <w:rtl/>
-            <w:cs/>
-            <w:lang w:val="ar_AE" w:bidi="ar_AE"/>
-          </w:rPr>
-          <w:rPr>
-            <w:color w:val="0000EE"/>
-            <w:u w:val="single"/>
-          </w:rPr>
-          <w:t>أفسس 4:7–16</w:t>
-        </w:r>
-      </w:hyperlink>
+      <w:r>
+        <w:rPr>
+          <w:rtl/>
+          <w:cs/>
+          <w:lang w:val="ar_AE" w:bidi="ar_AE"/>
+        </w:rPr>
+        <w:t>أفسس 4:7–16</w:t>
+      </w:r>
       <w:r>
         <w:rPr>
           <w:rtl/>
@@ -8302,20 +7456,14 @@
         </w:rPr>
         <w:t>لَهُ الْمَجْدُ وَالسُّلْطَانُ إِلَى أَبَدِ الآبِدِينَ. آمِينَ: دفعت هذه الدوكسولوجيا (التمجيد) بعض الباحثين إلى اقتراح أن رسالة بطرس الأصلية انتهت هنا وأنه تمت إضافة جزء آخر إليها. تظهر الدوكسولوجيات في العهد الجديد في نهاية الرسائل (</w:t>
       </w:r>
-      <w:hyperlink r:id="rId146">
-        <w:r>
-          <w:rPr>
-            <w:rtl/>
-            <w:cs/>
-            <w:lang w:val="ar_AE" w:bidi="ar_AE"/>
-          </w:rPr>
-          <w:rPr>
-            <w:color w:val="0000EE"/>
-            <w:u w:val="single"/>
-          </w:rPr>
-          <w:t>رومية 16:25–27</w:t>
-        </w:r>
-      </w:hyperlink>
+      <w:r>
+        <w:rPr>
+          <w:rtl/>
+          <w:cs/>
+          <w:lang w:val="ar_AE" w:bidi="ar_AE"/>
+        </w:rPr>
+        <w:t>رومية 16:25–27</w:t>
+      </w:r>
       <w:r>
         <w:rPr>
           <w:rtl/>
@@ -8324,20 +7472,14 @@
         </w:rPr>
         <w:t xml:space="preserve">؛ </w:t>
       </w:r>
-      <w:hyperlink r:id="rId147">
-        <w:r>
-          <w:rPr>
-            <w:rtl/>
-            <w:cs/>
-            <w:lang w:val="ar_AE" w:bidi="ar_AE"/>
-          </w:rPr>
-          <w:rPr>
-            <w:color w:val="0000EE"/>
-            <w:u w:val="single"/>
-          </w:rPr>
-          <w:t>فيلبي 4:20</w:t>
-        </w:r>
-      </w:hyperlink>
+      <w:r>
+        <w:rPr>
+          <w:rtl/>
+          <w:cs/>
+          <w:lang w:val="ar_AE" w:bidi="ar_AE"/>
+        </w:rPr>
+        <w:t>فيلبي 4:20</w:t>
+      </w:r>
       <w:r>
         <w:rPr>
           <w:rtl/>
@@ -8346,20 +7488,14 @@
         </w:rPr>
         <w:t xml:space="preserve">؛ </w:t>
       </w:r>
-      <w:hyperlink r:id="rId148">
-        <w:r>
-          <w:rPr>
-            <w:rtl/>
-            <w:cs/>
-            <w:lang w:val="ar_AE" w:bidi="ar_AE"/>
-          </w:rPr>
-          <w:rPr>
-            <w:color w:val="0000EE"/>
-            <w:u w:val="single"/>
-          </w:rPr>
-          <w:t>عبرانيين 13:21</w:t>
-        </w:r>
-      </w:hyperlink>
+      <w:r>
+        <w:rPr>
+          <w:rtl/>
+          <w:cs/>
+          <w:lang w:val="ar_AE" w:bidi="ar_AE"/>
+        </w:rPr>
+        <w:t>عبرانيين 13:21</w:t>
+      </w:r>
       <w:r>
         <w:rPr>
           <w:rtl/>
@@ -8368,20 +7504,14 @@
         </w:rPr>
         <w:t xml:space="preserve">؛ </w:t>
       </w:r>
-      <w:hyperlink r:id="rId149">
-        <w:r>
-          <w:rPr>
-            <w:rtl/>
-            <w:cs/>
-            <w:lang w:val="ar_AE" w:bidi="ar_AE"/>
-          </w:rPr>
-          <w:rPr>
-            <w:color w:val="0000EE"/>
-            <w:u w:val="single"/>
-          </w:rPr>
-          <w:t>2 بطرس 3:18</w:t>
-        </w:r>
-      </w:hyperlink>
+      <w:r>
+        <w:rPr>
+          <w:rtl/>
+          <w:cs/>
+          <w:lang w:val="ar_AE" w:bidi="ar_AE"/>
+        </w:rPr>
+        <w:t>2 بطرس 3:18</w:t>
+      </w:r>
       <w:r>
         <w:rPr>
           <w:rtl/>
@@ -8390,20 +7520,14 @@
         </w:rPr>
         <w:t xml:space="preserve">؛ </w:t>
       </w:r>
-      <w:hyperlink r:id="rId150">
-        <w:r>
-          <w:rPr>
-            <w:rtl/>
-            <w:cs/>
-            <w:lang w:val="ar_AE" w:bidi="ar_AE"/>
-          </w:rPr>
-          <w:rPr>
-            <w:color w:val="0000EE"/>
-            <w:u w:val="single"/>
-          </w:rPr>
-          <w:t>يهوذا 1:24–25</w:t>
-        </w:r>
-      </w:hyperlink>
+      <w:r>
+        <w:rPr>
+          <w:rtl/>
+          <w:cs/>
+          <w:lang w:val="ar_AE" w:bidi="ar_AE"/>
+        </w:rPr>
+        <w:t>يهوذا 1:24–25</w:t>
+      </w:r>
       <w:r>
         <w:rPr>
           <w:rtl/>
@@ -8412,20 +7536,14 @@
         </w:rPr>
         <w:t>)، وكذلك في نهاية بعض الأقسام داخل الرسائل (</w:t>
       </w:r>
-      <w:hyperlink r:id="rId151">
-        <w:r>
-          <w:rPr>
-            <w:rtl/>
-            <w:cs/>
-            <w:lang w:val="ar_AE" w:bidi="ar_AE"/>
-          </w:rPr>
-          <w:rPr>
-            <w:color w:val="0000EE"/>
-            <w:u w:val="single"/>
-          </w:rPr>
-          <w:t>رومية 11:36</w:t>
-        </w:r>
-      </w:hyperlink>
+      <w:r>
+        <w:rPr>
+          <w:rtl/>
+          <w:cs/>
+          <w:lang w:val="ar_AE" w:bidi="ar_AE"/>
+        </w:rPr>
+        <w:t>رومية 11:36</w:t>
+      </w:r>
       <w:r>
         <w:rPr>
           <w:rtl/>
@@ -8434,20 +7552,14 @@
         </w:rPr>
         <w:t xml:space="preserve">؛ </w:t>
       </w:r>
-      <w:hyperlink r:id="rId152">
-        <w:r>
-          <w:rPr>
-            <w:rtl/>
-            <w:cs/>
-            <w:lang w:val="ar_AE" w:bidi="ar_AE"/>
-          </w:rPr>
-          <w:rPr>
-            <w:color w:val="0000EE"/>
-            <w:u w:val="single"/>
-          </w:rPr>
-          <w:t>غلاطية 1:5</w:t>
-        </w:r>
-      </w:hyperlink>
+      <w:r>
+        <w:rPr>
+          <w:rtl/>
+          <w:cs/>
+          <w:lang w:val="ar_AE" w:bidi="ar_AE"/>
+        </w:rPr>
+        <w:t>غلاطية 1:5</w:t>
+      </w:r>
       <w:r>
         <w:rPr>
           <w:rtl/>
@@ -8456,20 +7568,14 @@
         </w:rPr>
         <w:t xml:space="preserve">؛ </w:t>
       </w:r>
-      <w:hyperlink r:id="rId153">
-        <w:r>
-          <w:rPr>
-            <w:rtl/>
-            <w:cs/>
-            <w:lang w:val="ar_AE" w:bidi="ar_AE"/>
-          </w:rPr>
-          <w:rPr>
-            <w:color w:val="0000EE"/>
-            <w:u w:val="single"/>
-          </w:rPr>
-          <w:t>أفسس 3:21</w:t>
-        </w:r>
-      </w:hyperlink>
+      <w:r>
+        <w:rPr>
+          <w:rtl/>
+          <w:cs/>
+          <w:lang w:val="ar_AE" w:bidi="ar_AE"/>
+        </w:rPr>
+        <w:t>أفسس 3:21</w:t>
+      </w:r>
       <w:r>
         <w:rPr>
           <w:rtl/>
@@ -8478,20 +7584,14 @@
         </w:rPr>
         <w:t xml:space="preserve">؛ </w:t>
       </w:r>
-      <w:hyperlink r:id="rId154">
-        <w:r>
-          <w:rPr>
-            <w:rtl/>
-            <w:cs/>
-            <w:lang w:val="ar_AE" w:bidi="ar_AE"/>
-          </w:rPr>
-          <w:rPr>
-            <w:color w:val="0000EE"/>
-            <w:u w:val="single"/>
-          </w:rPr>
-          <w:t>1 تيموثاوس 1:17</w:t>
-        </w:r>
-      </w:hyperlink>
+      <w:r>
+        <w:rPr>
+          <w:rtl/>
+          <w:cs/>
+          <w:lang w:val="ar_AE" w:bidi="ar_AE"/>
+        </w:rPr>
+        <w:t>1 تيموثاوس 1:17</w:t>
+      </w:r>
       <w:r>
         <w:rPr>
           <w:rtl/>
@@ -8567,20 +7667,14 @@
         </w:rPr>
         <w:t xml:space="preserve">لاَ تَسْتَغْرِبُوا: يمكن للمؤمنين، وخاصة أولئك الذين يسعون لعيش حياة تقية، أن يتوقعوا مواجهة أعداء من عالم شرير (انظر </w:t>
       </w:r>
-      <w:hyperlink r:id="rId155">
-        <w:r>
-          <w:rPr>
-            <w:rtl/>
-            <w:cs/>
-            <w:lang w:val="ar_AE" w:bidi="ar_AE"/>
-          </w:rPr>
-          <w:rPr>
-            <w:color w:val="0000EE"/>
-            <w:u w:val="single"/>
-          </w:rPr>
-          <w:t>يوحنّا 16:33</w:t>
-        </w:r>
-      </w:hyperlink>
+      <w:r>
+        <w:rPr>
+          <w:rtl/>
+          <w:cs/>
+          <w:lang w:val="ar_AE" w:bidi="ar_AE"/>
+        </w:rPr>
+        <w:t>يوحنّا 16:33</w:t>
+      </w:r>
       <w:r>
         <w:rPr>
           <w:rtl/>
@@ -8589,20 +7683,14 @@
         </w:rPr>
         <w:t xml:space="preserve">; </w:t>
       </w:r>
-      <w:hyperlink r:id="rId156">
-        <w:r>
-          <w:rPr>
-            <w:rtl/>
-            <w:cs/>
-            <w:lang w:val="ar_AE" w:bidi="ar_AE"/>
-          </w:rPr>
-          <w:rPr>
-            <w:color w:val="0000EE"/>
-            <w:u w:val="single"/>
-          </w:rPr>
-          <w:t>أعمال 14:22</w:t>
-        </w:r>
-      </w:hyperlink>
+      <w:r>
+        <w:rPr>
+          <w:rtl/>
+          <w:cs/>
+          <w:lang w:val="ar_AE" w:bidi="ar_AE"/>
+        </w:rPr>
+        <w:t>أعمال 14:22</w:t>
+      </w:r>
       <w:r>
         <w:rPr>
           <w:rtl/>
@@ -8611,20 +7699,14 @@
         </w:rPr>
         <w:t xml:space="preserve">; </w:t>
       </w:r>
-      <w:hyperlink r:id="rId131">
-        <w:r>
-          <w:rPr>
-            <w:rtl/>
-            <w:cs/>
-            <w:lang w:val="ar_AE" w:bidi="ar_AE"/>
-          </w:rPr>
-          <w:rPr>
-            <w:color w:val="0000EE"/>
-            <w:u w:val="single"/>
-          </w:rPr>
-          <w:t>رومية 8:17</w:t>
-        </w:r>
-      </w:hyperlink>
+      <w:r>
+        <w:rPr>
+          <w:rtl/>
+          <w:cs/>
+          <w:lang w:val="ar_AE" w:bidi="ar_AE"/>
+        </w:rPr>
+        <w:t>رومية 8:17</w:t>
+      </w:r>
       <w:r>
         <w:rPr>
           <w:rtl/>
@@ -8633,20 +7715,14 @@
         </w:rPr>
         <w:t xml:space="preserve">; </w:t>
       </w:r>
-      <w:hyperlink r:id="rId157">
-        <w:r>
-          <w:rPr>
-            <w:rtl/>
-            <w:cs/>
-            <w:lang w:val="ar_AE" w:bidi="ar_AE"/>
-          </w:rPr>
-          <w:rPr>
-            <w:color w:val="0000EE"/>
-            <w:u w:val="single"/>
-          </w:rPr>
-          <w:t>فيلبي 1:29</w:t>
-        </w:r>
-      </w:hyperlink>
+      <w:r>
+        <w:rPr>
+          <w:rtl/>
+          <w:cs/>
+          <w:lang w:val="ar_AE" w:bidi="ar_AE"/>
+        </w:rPr>
+        <w:t>فيلبي 1:29</w:t>
+      </w:r>
       <w:r>
         <w:rPr>
           <w:rtl/>
@@ -8789,20 +7865,14 @@
         </w:rPr>
         <w:t xml:space="preserve">يُدعى المؤمنون للمشاركة في آلام المسيح لكي يتمجدوا معه (انظر أيضًا </w:t>
       </w:r>
-      <w:hyperlink r:id="rId131">
-        <w:r>
-          <w:rPr>
-            <w:rtl/>
-            <w:cs/>
-            <w:lang w:val="ar_AE" w:bidi="ar_AE"/>
-          </w:rPr>
-          <w:rPr>
-            <w:color w:val="0000EE"/>
-            <w:u w:val="single"/>
-          </w:rPr>
-          <w:t>رومية 8:17</w:t>
-        </w:r>
-      </w:hyperlink>
+      <w:r>
+        <w:rPr>
+          <w:rtl/>
+          <w:cs/>
+          <w:lang w:val="ar_AE" w:bidi="ar_AE"/>
+        </w:rPr>
+        <w:t>رومية 8:17</w:t>
+      </w:r>
       <w:r>
         <w:rPr>
           <w:rtl/>
@@ -8895,20 +7965,14 @@
         </w:rPr>
         <w:t xml:space="preserve">): تعكس هذه الآية تعليم يسوع في </w:t>
       </w:r>
-      <w:hyperlink r:id="rId158">
-        <w:r>
-          <w:rPr>
-            <w:rtl/>
-            <w:cs/>
-            <w:lang w:val="ar_AE" w:bidi="ar_AE"/>
-          </w:rPr>
-          <w:rPr>
-            <w:color w:val="0000EE"/>
-            <w:u w:val="single"/>
-          </w:rPr>
-          <w:t>متى 5:11–12</w:t>
-        </w:r>
-      </w:hyperlink>
+      <w:r>
+        <w:rPr>
+          <w:rtl/>
+          <w:cs/>
+          <w:lang w:val="ar_AE" w:bidi="ar_AE"/>
+        </w:rPr>
+        <w:t>متى 5:11–12</w:t>
+      </w:r>
       <w:r>
         <w:rPr>
           <w:rtl/>
@@ -8984,20 +8048,14 @@
         </w:rPr>
         <w:t xml:space="preserve">بالرغم من أن الأدلة مجزأة للغاية، فمن المرجح أن التسمية "مسيحي" (انظر </w:t>
       </w:r>
-      <w:hyperlink r:id="rId159">
-        <w:r>
-          <w:rPr>
-            <w:rtl/>
-            <w:cs/>
-            <w:lang w:val="ar_AE" w:bidi="ar_AE"/>
-          </w:rPr>
-          <w:rPr>
-            <w:color w:val="0000EE"/>
-            <w:u w:val="single"/>
-          </w:rPr>
-          <w:t>أعمال الرسل 11:26</w:t>
-        </w:r>
-      </w:hyperlink>
+      <w:r>
+        <w:rPr>
+          <w:rtl/>
+          <w:cs/>
+          <w:lang w:val="ar_AE" w:bidi="ar_AE"/>
+        </w:rPr>
+        <w:t>أعمال الرسل 11:26</w:t>
+      </w:r>
       <w:r>
         <w:rPr>
           <w:rtl/>
@@ -9073,20 +8131,14 @@
         </w:rPr>
         <w:t>عادة ما تُصوَّر دينونة الله على أنها تبدأ ببيت الله، أي مع شعبه الخاص، كوسيلة لتطهيرهم (</w:t>
       </w:r>
-      <w:hyperlink r:id="rId160">
-        <w:r>
-          <w:rPr>
-            <w:rtl/>
-            <w:cs/>
-            <w:lang w:val="ar_AE" w:bidi="ar_AE"/>
-          </w:rPr>
-          <w:rPr>
-            <w:color w:val="0000EE"/>
-            <w:u w:val="single"/>
-          </w:rPr>
-          <w:t>إرميا 25: 29</w:t>
-        </w:r>
-      </w:hyperlink>
+      <w:r>
+        <w:rPr>
+          <w:rtl/>
+          <w:cs/>
+          <w:lang w:val="ar_AE" w:bidi="ar_AE"/>
+        </w:rPr>
+        <w:t>إرميا 25: 29</w:t>
+      </w:r>
       <w:r>
         <w:rPr>
           <w:rtl/>
@@ -9095,20 +8147,14 @@
         </w:rPr>
         <w:t xml:space="preserve">؛ </w:t>
       </w:r>
-      <w:hyperlink r:id="rId161">
-        <w:r>
-          <w:rPr>
-            <w:rtl/>
-            <w:cs/>
-            <w:lang w:val="ar_AE" w:bidi="ar_AE"/>
-          </w:rPr>
-          <w:rPr>
-            <w:color w:val="0000EE"/>
-            <w:u w:val="single"/>
-          </w:rPr>
-          <w:t>حزقيال 9: 5–6</w:t>
-        </w:r>
-      </w:hyperlink>
+      <w:r>
+        <w:rPr>
+          <w:rtl/>
+          <w:cs/>
+          <w:lang w:val="ar_AE" w:bidi="ar_AE"/>
+        </w:rPr>
+        <w:t>حزقيال 9: 5–6</w:t>
+      </w:r>
       <w:r>
         <w:rPr>
           <w:rtl/>
@@ -9117,20 +8163,14 @@
         </w:rPr>
         <w:t xml:space="preserve">؛ </w:t>
       </w:r>
-      <w:hyperlink r:id="rId162">
-        <w:r>
-          <w:rPr>
-            <w:rtl/>
-            <w:cs/>
-            <w:lang w:val="ar_AE" w:bidi="ar_AE"/>
-          </w:rPr>
-          <w:rPr>
-            <w:color w:val="0000EE"/>
-            <w:u w:val="single"/>
-          </w:rPr>
-          <w:t>ملاخي 3: 1–6</w:t>
-        </w:r>
-      </w:hyperlink>
+      <w:r>
+        <w:rPr>
+          <w:rtl/>
+          <w:cs/>
+          <w:lang w:val="ar_AE" w:bidi="ar_AE"/>
+        </w:rPr>
+        <w:t>ملاخي 3: 1–6</w:t>
+      </w:r>
       <w:r>
         <w:rPr>
           <w:rtl/>
@@ -9206,20 +8246,14 @@
         </w:rPr>
         <w:t xml:space="preserve">كان الشيوخ هم القادة الروحيون للكنائس الأولى (انظر أيضًا </w:t>
       </w:r>
-      <w:hyperlink r:id="rId163">
-        <w:r>
-          <w:rPr>
-            <w:rtl/>
-            <w:cs/>
-            <w:lang w:val="ar_AE" w:bidi="ar_AE"/>
-          </w:rPr>
-          <w:rPr>
-            <w:color w:val="0000EE"/>
-            <w:u w:val="single"/>
-          </w:rPr>
-          <w:t>أعمال 14:23</w:t>
-        </w:r>
-      </w:hyperlink>
+      <w:r>
+        <w:rPr>
+          <w:rtl/>
+          <w:cs/>
+          <w:lang w:val="ar_AE" w:bidi="ar_AE"/>
+        </w:rPr>
+        <w:t>أعمال 14:23</w:t>
+      </w:r>
       <w:r>
         <w:rPr>
           <w:rtl/>
@@ -9228,20 +8262,14 @@
         </w:rPr>
         <w:t xml:space="preserve">؛ </w:t>
       </w:r>
-      <w:hyperlink r:id="rId164">
-        <w:r>
-          <w:rPr>
-            <w:rtl/>
-            <w:cs/>
-            <w:lang w:val="ar_AE" w:bidi="ar_AE"/>
-          </w:rPr>
-          <w:rPr>
-            <w:color w:val="0000EE"/>
-            <w:u w:val="single"/>
-          </w:rPr>
-          <w:t>20:17</w:t>
-        </w:r>
-      </w:hyperlink>
+      <w:r>
+        <w:rPr>
+          <w:rtl/>
+          <w:cs/>
+          <w:lang w:val="ar_AE" w:bidi="ar_AE"/>
+        </w:rPr>
+        <w:t>20:17</w:t>
+      </w:r>
       <w:r>
         <w:rPr>
           <w:rtl/>
@@ -9250,20 +8278,14 @@
         </w:rPr>
         <w:t xml:space="preserve">؛ </w:t>
       </w:r>
-      <w:hyperlink r:id="rId165">
-        <w:r>
-          <w:rPr>
-            <w:rtl/>
-            <w:cs/>
-            <w:lang w:val="ar_AE" w:bidi="ar_AE"/>
-          </w:rPr>
-          <w:rPr>
-            <w:color w:val="0000EE"/>
-            <w:u w:val="single"/>
-          </w:rPr>
-          <w:t>1 تيموثاوس 5:17–19</w:t>
-        </w:r>
-      </w:hyperlink>
+      <w:r>
+        <w:rPr>
+          <w:rtl/>
+          <w:cs/>
+          <w:lang w:val="ar_AE" w:bidi="ar_AE"/>
+        </w:rPr>
+        <w:t>1 تيموثاوس 5:17–19</w:t>
+      </w:r>
       <w:r>
         <w:rPr>
           <w:rtl/>
@@ -9272,20 +8294,14 @@
         </w:rPr>
         <w:t xml:space="preserve">؛ </w:t>
       </w:r>
-      <w:hyperlink r:id="rId166">
-        <w:r>
-          <w:rPr>
-            <w:rtl/>
-            <w:cs/>
-            <w:lang w:val="ar_AE" w:bidi="ar_AE"/>
-          </w:rPr>
-          <w:rPr>
-            <w:color w:val="0000EE"/>
-            <w:u w:val="single"/>
-          </w:rPr>
-          <w:t>تيطس 1:5</w:t>
-        </w:r>
-      </w:hyperlink>
+      <w:r>
+        <w:rPr>
+          <w:rtl/>
+          <w:cs/>
+          <w:lang w:val="ar_AE" w:bidi="ar_AE"/>
+        </w:rPr>
+        <w:t>تيطس 1:5</w:t>
+      </w:r>
       <w:r>
         <w:rPr>
           <w:rtl/>
@@ -9294,20 +8310,14 @@
         </w:rPr>
         <w:t xml:space="preserve">؛ </w:t>
       </w:r>
-      <w:hyperlink r:id="rId167">
-        <w:r>
-          <w:rPr>
-            <w:rtl/>
-            <w:cs/>
-            <w:lang w:val="ar_AE" w:bidi="ar_AE"/>
-          </w:rPr>
-          <w:rPr>
-            <w:color w:val="0000EE"/>
-            <w:u w:val="single"/>
-          </w:rPr>
-          <w:t>يعقوب 5:14</w:t>
-        </w:r>
-      </w:hyperlink>
+      <w:r>
+        <w:rPr>
+          <w:rtl/>
+          <w:cs/>
+          <w:lang w:val="ar_AE" w:bidi="ar_AE"/>
+        </w:rPr>
+        <w:t>يعقوب 5:14</w:t>
+      </w:r>
       <w:r>
         <w:rPr>
           <w:rtl/>
@@ -9400,20 +8410,14 @@
         </w:rPr>
         <w:t>يختتم بطرس الرسالة بتوجيه نصائح نهائية للشيوخ (</w:t>
       </w:r>
-      <w:hyperlink r:id="rId168">
-        <w:r>
-          <w:rPr>
-            <w:rtl/>
-            <w:cs/>
-            <w:lang w:val="ar_AE" w:bidi="ar_AE"/>
-          </w:rPr>
-          <w:rPr>
-            <w:color w:val="0000EE"/>
-            <w:u w:val="single"/>
-          </w:rPr>
-          <w:t>5:1–4</w:t>
-        </w:r>
-      </w:hyperlink>
+      <w:r>
+        <w:rPr>
+          <w:rtl/>
+          <w:cs/>
+          <w:lang w:val="ar_AE" w:bidi="ar_AE"/>
+        </w:rPr>
+        <w:t>5:1–4</w:t>
+      </w:r>
       <w:r>
         <w:rPr>
           <w:rtl/>
@@ -9422,20 +8426,14 @@
         </w:rPr>
         <w:t>)، وللأحداث (</w:t>
       </w:r>
-      <w:hyperlink r:id="rId169">
-        <w:r>
-          <w:rPr>
-            <w:rtl/>
-            <w:cs/>
-            <w:lang w:val="ar_AE" w:bidi="ar_AE"/>
-          </w:rPr>
-          <w:rPr>
-            <w:color w:val="0000EE"/>
-            <w:u w:val="single"/>
-          </w:rPr>
-          <w:t>5:5</w:t>
-        </w:r>
-      </w:hyperlink>
+      <w:r>
+        <w:rPr>
+          <w:rtl/>
+          <w:cs/>
+          <w:lang w:val="ar_AE" w:bidi="ar_AE"/>
+        </w:rPr>
+        <w:t>5:5</w:t>
+      </w:r>
       <w:r>
         <w:rPr>
           <w:rtl/>
@@ -9444,20 +8442,14 @@
         </w:rPr>
         <w:t>)، وللكنيسة عمومًا (</w:t>
       </w:r>
-      <w:hyperlink r:id="rId170">
-        <w:r>
-          <w:rPr>
-            <w:rtl/>
-            <w:cs/>
-            <w:lang w:val="ar_AE" w:bidi="ar_AE"/>
-          </w:rPr>
-          <w:rPr>
-            <w:color w:val="0000EE"/>
-            <w:u w:val="single"/>
-          </w:rPr>
-          <w:t>5:5–11</w:t>
-        </w:r>
-      </w:hyperlink>
+      <w:r>
+        <w:rPr>
+          <w:rtl/>
+          <w:cs/>
+          <w:lang w:val="ar_AE" w:bidi="ar_AE"/>
+        </w:rPr>
+        <w:t>5:5–11</w:t>
+      </w:r>
       <w:r>
         <w:rPr>
           <w:rtl/>
@@ -9466,20 +8458,14 @@
         </w:rPr>
         <w:t>). تتبع هذه النصائح تحيات وختام نهائي (</w:t>
       </w:r>
-      <w:hyperlink r:id="rId171">
-        <w:r>
-          <w:rPr>
-            <w:rtl/>
-            <w:cs/>
-            <w:lang w:val="ar_AE" w:bidi="ar_AE"/>
-          </w:rPr>
-          <w:rPr>
-            <w:color w:val="0000EE"/>
-            <w:u w:val="single"/>
-          </w:rPr>
-          <w:t>5:12–14</w:t>
-        </w:r>
-      </w:hyperlink>
+      <w:r>
+        <w:rPr>
+          <w:rtl/>
+          <w:cs/>
+          <w:lang w:val="ar_AE" w:bidi="ar_AE"/>
+        </w:rPr>
+        <w:t>5:12–14</w:t>
+      </w:r>
       <w:r>
         <w:rPr>
           <w:rtl/>
@@ -9656,20 +8642,14 @@
         </w:rPr>
         <w:t xml:space="preserve">أَيُّهَا الأَحْدَاثُ: قد تشير هذه العبارة، على النقيض من الشيوخ، إلى فئة معينة من الخدَّام، ربما الشيوخ المتدربين أو الذين يقدمون المساعدة للشيوخ بطرق مختلفة. ومع ذلك، من المحتمل أنها تشير ببساطة إلى الأفراد الأصغر سنًا في الكنيسة (انظر، على سبيل المثال، </w:t>
       </w:r>
-      <w:hyperlink r:id="rId172">
-        <w:r>
-          <w:rPr>
-            <w:rtl/>
-            <w:cs/>
-            <w:lang w:val="ar_AE" w:bidi="ar_AE"/>
-          </w:rPr>
-          <w:rPr>
-            <w:color w:val="0000EE"/>
-            <w:u w:val="single"/>
-          </w:rPr>
-          <w:t>1 يوحنا 2:12–14</w:t>
-        </w:r>
-      </w:hyperlink>
+      <w:r>
+        <w:rPr>
+          <w:rtl/>
+          <w:cs/>
+          <w:lang w:val="ar_AE" w:bidi="ar_AE"/>
+        </w:rPr>
+        <w:t>1 يوحنا 2:12–14</w:t>
+      </w:r>
       <w:r>
         <w:rPr>
           <w:rtl/>
@@ -9812,20 +8792,14 @@
         </w:rPr>
         <w:t xml:space="preserve">يَسِيرًا: المعاناة على هذه الأرض - برغم أنها تبدو أحيانًا بلا نهاية - هي في الواقع مجرد لحظة مقارنة بالأبدية المجيدة التي سيقضيها المؤمنون مع الله (قارن </w:t>
       </w:r>
-      <w:hyperlink r:id="rId115">
-        <w:r>
-          <w:rPr>
-            <w:rtl/>
-            <w:cs/>
-            <w:lang w:val="ar_AE" w:bidi="ar_AE"/>
-          </w:rPr>
-          <w:rPr>
-            <w:color w:val="0000EE"/>
-            <w:u w:val="single"/>
-          </w:rPr>
-          <w:t>1:6</w:t>
-        </w:r>
-      </w:hyperlink>
+      <w:r>
+        <w:rPr>
+          <w:rtl/>
+          <w:cs/>
+          <w:lang w:val="ar_AE" w:bidi="ar_AE"/>
+        </w:rPr>
+        <w:t>1:6</w:t>
+      </w:r>
       <w:r>
         <w:rPr>
           <w:rtl/>
@@ -9834,20 +8808,14 @@
         </w:rPr>
         <w:t xml:space="preserve">; </w:t>
       </w:r>
-      <w:hyperlink r:id="rId173">
-        <w:r>
-          <w:rPr>
-            <w:rtl/>
-            <w:cs/>
-            <w:lang w:val="ar_AE" w:bidi="ar_AE"/>
-          </w:rPr>
-          <w:rPr>
-            <w:color w:val="0000EE"/>
-            <w:u w:val="single"/>
-          </w:rPr>
-          <w:t>رومية 8:18</w:t>
-        </w:r>
-      </w:hyperlink>
+      <w:r>
+        <w:rPr>
+          <w:rtl/>
+          <w:cs/>
+          <w:lang w:val="ar_AE" w:bidi="ar_AE"/>
+        </w:rPr>
+        <w:t>رومية 8:18</w:t>
+      </w:r>
       <w:r>
         <w:rPr>
           <w:rtl/>
@@ -9856,20 +8824,14 @@
         </w:rPr>
         <w:t xml:space="preserve">; </w:t>
       </w:r>
-      <w:hyperlink r:id="rId174">
-        <w:r>
-          <w:rPr>
-            <w:rtl/>
-            <w:cs/>
-            <w:lang w:val="ar_AE" w:bidi="ar_AE"/>
-          </w:rPr>
-          <w:rPr>
-            <w:color w:val="0000EE"/>
-            <w:u w:val="single"/>
-          </w:rPr>
-          <w:t>2 كورنثوس 4:16–18</w:t>
-        </w:r>
-      </w:hyperlink>
+      <w:r>
+        <w:rPr>
+          <w:rtl/>
+          <w:cs/>
+          <w:lang w:val="ar_AE" w:bidi="ar_AE"/>
+        </w:rPr>
+        <w:t>2 كورنثوس 4:16–18</w:t>
+      </w:r>
       <w:r>
         <w:rPr>
           <w:rtl/>
@@ -9979,20 +8941,14 @@
         </w:rPr>
         <w:t>): سيلا هو الشكل المختصر لسلوانس؛ كلا الاسمين يشيران إلى نفس الشخص. كان سيلا رفيق بولس الدائم بعد المجمع الأول أورشليم (</w:t>
       </w:r>
-      <w:hyperlink r:id="rId175">
-        <w:r>
-          <w:rPr>
-            <w:rtl/>
-            <w:cs/>
-            <w:lang w:val="ar_AE" w:bidi="ar_AE"/>
-          </w:rPr>
-          <w:rPr>
-            <w:color w:val="0000EE"/>
-            <w:u w:val="single"/>
-          </w:rPr>
-          <w:t>أعمال 15:40</w:t>
-        </w:r>
-      </w:hyperlink>
+      <w:r>
+        <w:rPr>
+          <w:rtl/>
+          <w:cs/>
+          <w:lang w:val="ar_AE" w:bidi="ar_AE"/>
+        </w:rPr>
+        <w:t>أعمال 15:40</w:t>
+      </w:r>
       <w:r>
         <w:rPr>
           <w:rtl/>
@@ -10001,20 +8957,14 @@
         </w:rPr>
         <w:t xml:space="preserve">; </w:t>
       </w:r>
-      <w:hyperlink r:id="rId176">
-        <w:r>
-          <w:rPr>
-            <w:rtl/>
-            <w:cs/>
-            <w:lang w:val="ar_AE" w:bidi="ar_AE"/>
-          </w:rPr>
-          <w:rPr>
-            <w:color w:val="0000EE"/>
-            <w:u w:val="single"/>
-          </w:rPr>
-          <w:t>16:19</w:t>
-        </w:r>
-      </w:hyperlink>
+      <w:r>
+        <w:rPr>
+          <w:rtl/>
+          <w:cs/>
+          <w:lang w:val="ar_AE" w:bidi="ar_AE"/>
+        </w:rPr>
+        <w:t>16:19</w:t>
+      </w:r>
       <w:r>
         <w:rPr>
           <w:rtl/>
@@ -10023,20 +8973,14 @@
         </w:rPr>
         <w:t xml:space="preserve">; </w:t>
       </w:r>
-      <w:hyperlink r:id="rId177">
-        <w:r>
-          <w:rPr>
-            <w:rtl/>
-            <w:cs/>
-            <w:lang w:val="ar_AE" w:bidi="ar_AE"/>
-          </w:rPr>
-          <w:rPr>
-            <w:color w:val="0000EE"/>
-            <w:u w:val="single"/>
-          </w:rPr>
-          <w:t>17:10</w:t>
-        </w:r>
-      </w:hyperlink>
+      <w:r>
+        <w:rPr>
+          <w:rtl/>
+          <w:cs/>
+          <w:lang w:val="ar_AE" w:bidi="ar_AE"/>
+        </w:rPr>
+        <w:t>17:10</w:t>
+      </w:r>
       <w:r>
         <w:rPr>
           <w:rtl/>
@@ -10045,20 +8989,14 @@
         </w:rPr>
         <w:t xml:space="preserve">, </w:t>
       </w:r>
-      <w:hyperlink r:id="rId178">
-        <w:r>
-          <w:rPr>
-            <w:rtl/>
-            <w:cs/>
-            <w:lang w:val="ar_AE" w:bidi="ar_AE"/>
-          </w:rPr>
-          <w:rPr>
-            <w:color w:val="0000EE"/>
-            <w:u w:val="single"/>
-          </w:rPr>
-          <w:t>14–15</w:t>
-        </w:r>
-      </w:hyperlink>
+      <w:r>
+        <w:rPr>
+          <w:rtl/>
+          <w:cs/>
+          <w:lang w:val="ar_AE" w:bidi="ar_AE"/>
+        </w:rPr>
+        <w:t>14–15</w:t>
+      </w:r>
       <w:r>
         <w:rPr>
           <w:rtl/>
@@ -10067,20 +9005,14 @@
         </w:rPr>
         <w:t xml:space="preserve">; </w:t>
       </w:r>
-      <w:hyperlink r:id="rId179">
-        <w:r>
-          <w:rPr>
-            <w:rtl/>
-            <w:cs/>
-            <w:lang w:val="ar_AE" w:bidi="ar_AE"/>
-          </w:rPr>
-          <w:rPr>
-            <w:color w:val="0000EE"/>
-            <w:u w:val="single"/>
-          </w:rPr>
-          <w:t>18:5</w:t>
-        </w:r>
-      </w:hyperlink>
+      <w:r>
+        <w:rPr>
+          <w:rtl/>
+          <w:cs/>
+          <w:lang w:val="ar_AE" w:bidi="ar_AE"/>
+        </w:rPr>
+        <w:t>18:5</w:t>
+      </w:r>
       <w:r>
         <w:rPr>
           <w:rtl/>
@@ -10089,20 +9021,14 @@
         </w:rPr>
         <w:t xml:space="preserve">; </w:t>
       </w:r>
-      <w:hyperlink r:id="rId180">
-        <w:r>
-          <w:rPr>
-            <w:rtl/>
-            <w:cs/>
-            <w:lang w:val="ar_AE" w:bidi="ar_AE"/>
-          </w:rPr>
-          <w:rPr>
-            <w:color w:val="0000EE"/>
-            <w:u w:val="single"/>
-          </w:rPr>
-          <w:t>2 كورنثوس 1:19</w:t>
-        </w:r>
-      </w:hyperlink>
+      <w:r>
+        <w:rPr>
+          <w:rtl/>
+          <w:cs/>
+          <w:lang w:val="ar_AE" w:bidi="ar_AE"/>
+        </w:rPr>
+        <w:t>2 كورنثوس 1:19</w:t>
+      </w:r>
       <w:r>
         <w:rPr>
           <w:rtl/>
@@ -10111,20 +9037,14 @@
         </w:rPr>
         <w:t xml:space="preserve">; </w:t>
       </w:r>
-      <w:hyperlink r:id="rId181">
-        <w:r>
-          <w:rPr>
-            <w:rtl/>
-            <w:cs/>
-            <w:lang w:val="ar_AE" w:bidi="ar_AE"/>
-          </w:rPr>
-          <w:rPr>
-            <w:color w:val="0000EE"/>
-            <w:u w:val="single"/>
-          </w:rPr>
-          <w:t>1 تسالونيكي 1:1</w:t>
-        </w:r>
-      </w:hyperlink>
+      <w:r>
+        <w:rPr>
+          <w:rtl/>
+          <w:cs/>
+          <w:lang w:val="ar_AE" w:bidi="ar_AE"/>
+        </w:rPr>
+        <w:t>1 تسالونيكي 1:1</w:t>
+      </w:r>
       <w:r>
         <w:rPr>
           <w:rtl/>
@@ -10133,20 +9053,14 @@
         </w:rPr>
         <w:t xml:space="preserve">; </w:t>
       </w:r>
-      <w:hyperlink r:id="rId182">
-        <w:r>
-          <w:rPr>
-            <w:rtl/>
-            <w:cs/>
-            <w:lang w:val="ar_AE" w:bidi="ar_AE"/>
-          </w:rPr>
-          <w:rPr>
-            <w:color w:val="0000EE"/>
-            <w:u w:val="single"/>
-          </w:rPr>
-          <w:t>2 تسالونيكي 1:1</w:t>
-        </w:r>
-      </w:hyperlink>
+      <w:r>
+        <w:rPr>
+          <w:rtl/>
+          <w:cs/>
+          <w:lang w:val="ar_AE" w:bidi="ar_AE"/>
+        </w:rPr>
+        <w:t>2 تسالونيكي 1:1</w:t>
+      </w:r>
       <w:r>
         <w:rPr>
           <w:rtl/>
@@ -10155,20 +9069,14 @@
         </w:rPr>
         <w:t>). لسنا متيقِّنين كيف انتهى الأمر بسيلا مع بطرس في رومَا، لكنه قد يكون سافر مع بولس أو تبعه (</w:t>
       </w:r>
-      <w:hyperlink r:id="rId183">
-        <w:r>
-          <w:rPr>
-            <w:rtl/>
-            <w:cs/>
-            <w:lang w:val="ar_AE" w:bidi="ar_AE"/>
-          </w:rPr>
-          <w:rPr>
-            <w:color w:val="0000EE"/>
-            <w:u w:val="single"/>
-          </w:rPr>
-          <w:t>أعمال 27:1–28:31</w:t>
-        </w:r>
-      </w:hyperlink>
+      <w:r>
+        <w:rPr>
+          <w:rtl/>
+          <w:cs/>
+          <w:lang w:val="ar_AE" w:bidi="ar_AE"/>
+        </w:rPr>
+        <w:t>أعمال 27:1–28:31</w:t>
+      </w:r>
       <w:r>
         <w:rPr>
           <w:rtl/>
